--- a/tests/corpus_v2/docs/cx_loan_0005.docx
+++ b/tests/corpus_v2/docs/cx_loan_0005.docx
@@ -21,19 +21,25 @@
         <w:rPr>
           <w:b/>
         </w:rPr>
-        <w:t xml:space="preserve">№ 56/2024-П</w:t>
-      </w:r>
-    </w:p>
-    <w:p/>
-    <w:p>
-      <w:r>
-        <w:t xml:space="preserve">г. Сергиев Посад</w:t>
+        <w:t xml:space="preserve">№ </w:t>
+      </w:r>
+      <w:r>
+        <w:rPr>
+          <w:b/>
+        </w:rPr>
+        <w:t xml:space="preserve">4/18</w:t>
+      </w:r>
+    </w:p>
+    <w:p/>
+    <w:p>
+      <w:r>
+        <w:t xml:space="preserve">г. Санкт-Петербург</w:t>
       </w:r>
       <w:r>
         <w:t xml:space="preserve">     </w:t>
       </w:r>
       <w:r>
-        <w:t xml:space="preserve">«04» ноября 2023 г.</w:t>
+        <w:t xml:space="preserve">04.12.2023</w:t>
       </w:r>
     </w:p>
     <w:p/>
@@ -108,10 +114,10 @@
         <w:t xml:space="preserve">, именуемая в дальнейшем «Заёмщик»</w:t>
       </w:r>
       <w:r>
-        <w:t xml:space="preserve">, с другой стороны, совместно именуемые «Стороны», заключили настоящий </w:t>
-      </w:r>
-      <w:r>
-        <w:t xml:space="preserve">Договор № 49/2025-К</w:t>
+        <w:t xml:space="preserve">, с другой стороны, совместно именуемые «Стороны», заключили настоящий Договор № </w:t>
+      </w:r>
+      <w:r>
+        <w:t xml:space="preserve">49Ф-68064/25-879Д</w:t>
       </w:r>
       <w:r>
         <w:t xml:space="preserve"> (далее — Договор) о нижеследующем:</w:t>
@@ -142,7 +148,10 @@
         <w:t xml:space="preserve">Сумма займа: </w:t>
       </w:r>
       <w:r>
-        <w:t xml:space="preserve">1 000 000 ₽</w:t>
+        <w:t xml:space="preserve">не менее 35 600 000 (Тридцати пяти миллионов шестисот тысяч) руб. 00 копеек</w:t>
+      </w:r>
+      <w:r>
+        <w:t xml:space="preserve">, НДС не облагается</w:t>
       </w:r>
       <w:r>
         <w:t xml:space="preserve">. Заём считается возвращённым в момент зачисления денежных средств на счёт Займодавца.</w:t>
@@ -156,7 +165,13 @@
         <w:t xml:space="preserve">Ставка за пользование займом: </w:t>
       </w:r>
       <w:r>
-        <w:t xml:space="preserve">не более 30% от цены договора</w:t>
+        <w:t xml:space="preserve">1/130 ключевой ставки ЦБ РФ от общей суммы счета</w:t>
+      </w:r>
+      <w:r>
+        <w:t xml:space="preserve">, но не более </w:t>
+      </w:r>
+      <w:r>
+        <w:t xml:space="preserve">0,05 (пять сотых процента) процента от цены Договора</w:t>
       </w:r>
       <w:r>
         <w:t xml:space="preserve">.</w:t>
@@ -190,7 +205,13 @@
         <w:t xml:space="preserve">2.1. Общая цена Договора: </w:t>
       </w:r>
       <w:r>
-        <w:t xml:space="preserve">30 000 RUB</w:t>
+        <w:t xml:space="preserve">Один миллион четыреста тысяч два рубля</w:t>
+      </w:r>
+      <w:r>
+        <w:t xml:space="preserve">, </w:t>
+      </w:r>
+      <w:r>
+        <w:t xml:space="preserve">Без НДС</w:t>
       </w:r>
       <w:r>
         <w:t xml:space="preserve">.</w:t>
@@ -201,7 +222,7 @@
         <w:t xml:space="preserve">2.2. Налог: </w:t>
       </w:r>
       <w:r>
-        <w:t xml:space="preserve">1/300 ключевой ставки ЦБ РФ</w:t>
+        <w:t xml:space="preserve">1/300 ключевой ставки ЦБ РФ от цены Договора</w:t>
       </w:r>
       <w:r>
         <w:t xml:space="preserve">.</w:t>
@@ -212,7 +233,7 @@
         <w:t xml:space="preserve">2.3. Срок оплаты — </w:t>
       </w:r>
       <w:r>
-        <w:t xml:space="preserve">10 рабочих дней с момента поступления денежных средств на расчетный счет</w:t>
+        <w:t xml:space="preserve">в течение трех банковских дней со дня предъявления требования</w:t>
       </w:r>
       <w:r>
         <w:t xml:space="preserve">.</w:t>
@@ -223,7 +244,7 @@
         <w:t xml:space="preserve">2.4. Порядок выборки: </w:t>
       </w:r>
       <w:r>
-        <w:t xml:space="preserve">первый транш</w:t>
+        <w:t xml:space="preserve">график выдачи траншей</w:t>
       </w:r>
       <w:r>
         <w:t xml:space="preserve"> определяется приложением к Договору.</w:t>
@@ -243,7 +264,7 @@
         <w:t xml:space="preserve">, артикул </w:t>
       </w:r>
       <w:r>
-        <w:t xml:space="preserve">RM-6354-83</w:t>
+        <w:t xml:space="preserve">RM-2631-97</w:t>
       </w:r>
       <w:r>
         <w:t xml:space="preserve">, код </w:t>
@@ -303,7 +324,13 @@
         <w:t xml:space="preserve">. Цена — </w:t>
       </w:r>
       <w:r>
-        <w:t xml:space="preserve">50 000 руб.</w:t>
+        <w:t xml:space="preserve">34 400 000,26 (тридцать четыре миллиона четыреста тысяч) ₽</w:t>
+      </w:r>
+      <w:r>
+        <w:t xml:space="preserve">, в т.ч. НДС </w:t>
+      </w:r>
+      <w:r>
+        <w:t xml:space="preserve">18%</w:t>
       </w:r>
       <w:r>
         <w:t xml:space="preserve">.</w:t>
@@ -323,7 +350,7 @@
         <w:t xml:space="preserve">3.1. Место исполнения обязательств: </w:t>
       </w:r>
       <w:r>
-        <w:t xml:space="preserve">143000, г. Одинцово, ул. Полевая, д. 26, кв. 178</w:t>
+        <w:t xml:space="preserve">141400, г. Химки, ул. Полевая, д. 26, кв. 178</w:t>
       </w:r>
       <w:r>
         <w:t xml:space="preserve">.</w:t>
@@ -351,7 +378,7 @@
         <w:t xml:space="preserve">3.3. Срок исполнения обязательств — </w:t>
       </w:r>
       <w:r>
-        <w:t xml:space="preserve">14 рабочих дней</w:t>
+        <w:t xml:space="preserve">в течение 45 (Сорока пяти) банковских дней с момента заключения контракта</w:t>
       </w:r>
       <w:r>
         <w:t xml:space="preserve">.</w:t>
@@ -382,13 +409,13 @@
         <w:t xml:space="preserve">Размер неустойки за нарушение сроков оплаты: </w:t>
       </w:r>
       <w:r>
-        <w:t xml:space="preserve">НДС 20%</w:t>
+        <w:t xml:space="preserve">20 (двадцать) процентов за каждый день просрочки</w:t>
       </w:r>
       <w:r>
         <w:t xml:space="preserve">. Предельный размер ответственности: </w:t>
       </w:r>
       <w:r>
-        <w:t xml:space="preserve">5 (пять) процентов</w:t>
+        <w:t xml:space="preserve">21% от стоимости неоплаченных работ</w:t>
       </w:r>
       <w:r>
         <w:t xml:space="preserve">.</w:t>
@@ -410,7 +437,7 @@
         <w:t xml:space="preserve">Сторона, для которой создалась невозможность исполнения, обязана уведомить другую Сторону. Срок уведомления — </w:t>
       </w:r>
       <w:r>
-        <w:t xml:space="preserve">не позднее 14.12.2025</w:t>
+        <w:t xml:space="preserve">не позднее 02.01.2026</w:t>
       </w:r>
       <w:r>
         <w:t xml:space="preserve">.</w:t>
@@ -424,45 +451,79 @@
         <w:t xml:space="preserve">Все споры и разногласия решаются путём переговоров. Претензионный порядок обязателен, срок ответа на претензию — </w:t>
       </w:r>
       <w:r>
-        <w:t xml:space="preserve">не более 36 месяцев с момента заключения кредитного договора</w:t>
-      </w:r>
-      <w:r>
-        <w:t xml:space="preserve">.</w:t>
-      </w:r>
-    </w:p>
-    <w:p/>
-    <w:p/>
-    <w:p/>
-    <w:p>
-      <w:r>
-        <w:rPr>
-          <w:b/>
-        </w:rPr>
-        <w:t xml:space="preserve">11. УСЛОВИЯ, ОФОРМЛЕННЫЕ СРЕДСТВАМИ РЕДАКТОРА</w:t>
-      </w:r>
-    </w:p>
-    <w:p>
-      <w:r>
-        <w:t xml:space="preserve">11.1. Ответственный (умный тег): </w:t>
-      </w:r>
-      <w:smartTag w:uri="urn:schemas-microsoft-com:office:smarttags" w:element="PersonName">
-        <w:r>
-          <w:t xml:space="preserve">Петрова Людмила Ивановна</w:t>
-        </w:r>
-      </w:smartTag>
-      <w:r>
-        <w:t xml:space="preserve">.</w:t>
-      </w:r>
-    </w:p>
-    <w:p>
-      <w:r>
-        <w:rPr>
-          <w:b/>
-        </w:rPr>
-        <w:t xml:space="preserve">РЕКВИЗИТЫ И ПОДПИСИ СТОРОН</w:t>
-      </w:r>
-    </w:p>
-    <w:p/>
+        <w:t xml:space="preserve">в течение 10 дней с даты подписания Сторонами акта сдачи-приемки оказанных услуг</w:t>
+      </w:r>
+      <w:r>
+        <w:t xml:space="preserve">.</w:t>
+      </w:r>
+    </w:p>
+    <w:p/>
+    <w:p/>
+    <w:p/>
+    <w:p>
+      <w:r>
+        <w:rPr>
+          <w:b/>
+        </w:rPr>
+        <w:t xml:space="preserve">9. КОНТРОЛЬНЫЕ ВЕЛИЧИНЫ</w:t>
+      </w:r>
+    </w:p>
+    <w:p>
+      <w:r>
+        <w:t xml:space="preserve">9.1. Контрольная запись: </w:t>
+      </w:r>
+      <w:r>
+        <w:rPr>
+          <w:b/>
+        </w:rPr>
+        <w:t xml:space="preserve">8530</w:t>
+      </w:r>
+      <w:r>
+        <w:t xml:space="preserve">0000 руб. 5 коп.</w:t>
+      </w:r>
+      <w:r>
+        <w:t xml:space="preserve">.</w:t>
+      </w:r>
+    </w:p>
+    <w:p>
+      <w:r>
+        <w:t xml:space="preserve">9.2. Контрольная запись: </w:t>
+      </w:r>
+      <w:r>
+        <w:rPr>
+          <w:b/>
+        </w:rPr>
+        <w:t xml:space="preserve">1/3</w:t>
+      </w:r>
+      <w:r>
+        <w:t xml:space="preserve">00 ключевой ставки ЦБ РФ годовых</w:t>
+      </w:r>
+      <w:r>
+        <w:t xml:space="preserve">.</w:t>
+      </w:r>
+    </w:p>
+    <w:p>
+      <w:r>
+        <w:t xml:space="preserve">9.3. Контрольная запись: </w:t>
+      </w:r>
+      <w:r>
+        <w:rPr>
+          <w:b/>
+        </w:rPr>
+        <w:t xml:space="preserve">не позднее 19.10.20</w:t>
+      </w:r>
+      <w:r>
+        <w:t xml:space="preserve">25</w:t>
+      </w:r>
+      <w:r>
+        <w:t xml:space="preserve">.</w:t>
+      </w:r>
+    </w:p>
+    <w:p>
+      <w:r>
+        <w:t xml:space="preserve">9.4. Контрольная запись (таблица):</w:t>
+      </w:r>
+    </w:p>
     <w:tbl>
       <w:tblPr>
         <w:tblW w:w="9360" w:type="dxa"/>
@@ -486,87 +547,7 @@
           </w:tcPr>
           <w:p>
             <w:r>
-              <w:rPr>
-                <w:b/>
-              </w:rPr>
-              <w:t xml:space="preserve">Займодавец:</w:t>
-            </w:r>
-          </w:p>
-          <w:p>
-            <w:r>
-              <w:t xml:space="preserve">Смирнова Людмила Олеговна</w:t>
-            </w:r>
-          </w:p>
-          <w:p>
-            <w:r>
-              <w:t xml:space="preserve">Дата рождения: </w:t>
-            </w:r>
-            <w:r>
-              <w:t xml:space="preserve">26.07.1986</w:t>
-            </w:r>
-          </w:p>
-          <w:p>
-            <w:r>
-              <w:t xml:space="preserve">Адрес регистрации: </w:t>
-            </w:r>
-            <w:r>
-              <w:t xml:space="preserve">101000, г. Москва, просп. Пушкина, д. 81, кв. 130</w:t>
-            </w:r>
-          </w:p>
-          <w:p>
-            <w:r>
-              <w:t xml:space="preserve">Паспорт </w:t>
-            </w:r>
-            <w:r>
-              <w:t xml:space="preserve">56 10 032533</w:t>
-            </w:r>
-            <w:r>
-              <w:t xml:space="preserve">, выдан ОВД «Тропарёво» г. Москвы 16.12.2003</w:t>
-            </w:r>
-            <w:r>
-              <w:t xml:space="preserve">, код подразделения </w:t>
-            </w:r>
-            <w:r>
-              <w:t xml:space="preserve">121-438</w:t>
-            </w:r>
-          </w:p>
-          <w:p>
-            <w:r>
-              <w:t xml:space="preserve">СНИЛС </w:t>
-            </w:r>
-            <w:r>
-              <w:t xml:space="preserve">302-022-185 83</w:t>
-            </w:r>
-            <w:r>
-              <w:t xml:space="preserve"> ИНН </w:t>
-            </w:r>
-            <w:r>
-              <w:t xml:space="preserve">833502951888</w:t>
-            </w:r>
-          </w:p>
-          <w:p>
-            <w:r>
-              <w:t xml:space="preserve">Тел.: </w:t>
-            </w:r>
-            <w:r>
-              <w:t xml:space="preserve">+7 (495) 404-80-55</w:t>
-            </w:r>
-          </w:p>
-          <w:p>
-            <w:r>
-              <w:t xml:space="preserve">E-mail: </w:t>
-            </w:r>
-            <w:r>
-              <w:t xml:space="preserve">smirnova@inbox.ru</w:t>
-            </w:r>
-          </w:p>
-          <w:p/>
-          <w:p>
-            <w:r>
-              <w:t xml:space="preserve">______________ </w:t>
-            </w:r>
-            <w:r>
-              <w:t xml:space="preserve">Смирнова Л. О.</w:t>
+              <w:t xml:space="preserve">1/1</w:t>
             </w:r>
           </w:p>
         </w:tc>
@@ -576,6 +557,157 @@
           </w:tcPr>
           <w:p>
             <w:r>
+              <w:t xml:space="preserve">0</w:t>
+            </w:r>
+          </w:p>
+        </w:tc>
+      </w:tr>
+    </w:tbl>
+    <w:p/>
+    <w:p/>
+    <w:p>
+      <w:r>
+        <w:rPr>
+          <w:b/>
+        </w:rPr>
+        <w:t xml:space="preserve">11. УСЛОВИЯ, ОФОРМЛЕННЫЕ СРЕДСТВАМИ РЕДАКТОРА</w:t>
+      </w:r>
+    </w:p>
+    <w:p>
+      <w:r>
+        <w:t xml:space="preserve">11.1. Ответственный (умный тег): </w:t>
+      </w:r>
+      <w:smartTag w:uri="urn:schemas-microsoft-com:office:smarttags" w:element="PersonName">
+        <w:r>
+          <w:t xml:space="preserve">Соколов Артём Павлович</w:t>
+        </w:r>
+      </w:smartTag>
+      <w:r>
+        <w:t xml:space="preserve">.</w:t>
+      </w:r>
+    </w:p>
+    <w:p>
+      <w:r>
+        <w:rPr>
+          <w:b/>
+        </w:rPr>
+        <w:t xml:space="preserve">РЕКВИЗИТЫ И ПОДПИСИ СТОРОН</w:t>
+      </w:r>
+    </w:p>
+    <w:p/>
+    <w:tbl>
+      <w:tblPr>
+        <w:tblW w:w="9360" w:type="dxa"/>
+        <w:tblBorders>
+          <w:top w:val="single" w:sz="4" w:color="auto"/>
+          <w:left w:val="single" w:sz="4" w:color="auto"/>
+          <w:bottom w:val="single" w:sz="4" w:color="auto"/>
+          <w:right w:val="single" w:sz="4" w:color="auto"/>
+          <w:insideH w:val="single" w:sz="4" w:color="auto"/>
+          <w:insideV w:val="single" w:sz="4" w:color="auto"/>
+        </w:tblBorders>
+      </w:tblPr>
+      <w:tblGrid>
+        <w:gridCol w:w="4680"/>
+        <w:gridCol w:w="4680"/>
+      </w:tblGrid>
+      <w:tr>
+        <w:tc>
+          <w:tcPr>
+            <w:tcW w:w="4680" w:type="dxa"/>
+          </w:tcPr>
+          <w:p>
+            <w:r>
+              <w:rPr>
+                <w:b/>
+              </w:rPr>
+              <w:t xml:space="preserve">Займодавец:</w:t>
+            </w:r>
+          </w:p>
+          <w:p>
+            <w:r>
+              <w:t xml:space="preserve">Смирнова Людмила Олеговна</w:t>
+            </w:r>
+          </w:p>
+          <w:p>
+            <w:r>
+              <w:t xml:space="preserve">Дата рождения: </w:t>
+            </w:r>
+            <w:r>
+              <w:t xml:space="preserve">26.07.1986</w:t>
+            </w:r>
+          </w:p>
+          <w:p>
+            <w:r>
+              <w:t xml:space="preserve">Адрес регистрации: </w:t>
+            </w:r>
+            <w:r>
+              <w:t xml:space="preserve">603000, г. Нижний Новгород, пер. Мира, д. 71, кв. 91</w:t>
+            </w:r>
+          </w:p>
+          <w:p>
+            <w:r>
+              <w:t xml:space="preserve">Паспорт </w:t>
+            </w:r>
+            <w:r>
+              <w:t xml:space="preserve">56 10 032533</w:t>
+            </w:r>
+            <w:r>
+              <w:t xml:space="preserve">, выдан ОВД «Тропарёво» г. Москвы 16.12.2003</w:t>
+            </w:r>
+            <w:r>
+              <w:t xml:space="preserve">, код подразделения </w:t>
+            </w:r>
+            <w:r>
+              <w:t xml:space="preserve">121-438</w:t>
+            </w:r>
+          </w:p>
+          <w:p>
+            <w:r>
+              <w:t xml:space="preserve">СНИЛС </w:t>
+            </w:r>
+            <w:r>
+              <w:t xml:space="preserve">302-022-185 83</w:t>
+            </w:r>
+            <w:r>
+              <w:t xml:space="preserve"> ИНН </w:t>
+            </w:r>
+            <w:r>
+              <w:t xml:space="preserve">833502951888</w:t>
+            </w:r>
+          </w:p>
+          <w:p>
+            <w:r>
+              <w:t xml:space="preserve">Тел.: </w:t>
+            </w:r>
+            <w:r>
+              <w:t xml:space="preserve">+7 (383) 842-59-40</w:t>
+            </w:r>
+          </w:p>
+          <w:p>
+            <w:r>
+              <w:t xml:space="preserve">E-mail: </w:t>
+            </w:r>
+            <w:r>
+              <w:t xml:space="preserve">smirnova@corp-tehno.ru</w:t>
+            </w:r>
+          </w:p>
+          <w:p/>
+          <w:p>
+            <w:r>
+              <w:t xml:space="preserve">______________ </w:t>
+            </w:r>
+            <w:r>
+              <w:t xml:space="preserve">Смирнова Л. О.</w:t>
+            </w:r>
+          </w:p>
+        </w:tc>
+        <w:tc>
+          <w:tcPr>
+            <w:tcW w:w="4680" w:type="dxa"/>
+          </w:tcPr>
+          <w:p>
+            <w:r>
               <w:rPr>
                 <w:b/>
               </w:rPr>
@@ -600,7 +732,7 @@
               <w:t xml:space="preserve">Адрес регистрации: </w:t>
             </w:r>
             <w:r>
-              <w:t xml:space="preserve">420111, г. Казань, бул. Победы, д. 35, кв. 64</w:t>
+              <w:t xml:space="preserve">620014, г. Екатеринбург, просп. Победы, д. 44, кв. 133</w:t>
             </w:r>
           </w:p>
           <w:p>
@@ -639,7 +771,7 @@
               <w:t xml:space="preserve">Тел.: </w:t>
             </w:r>
             <w:r>
-              <w:t xml:space="preserve">+7 (812) 628-32-42</w:t>
+              <w:t xml:space="preserve">+7 (499) 360-78-39</w:t>
             </w:r>
           </w:p>
           <w:p>
@@ -647,7 +779,7 @@
               <w:t xml:space="preserve">E-mail: </w:t>
             </w:r>
             <w:r>
-              <w:t xml:space="preserve">krylova@bk.ru</w:t>
+              <w:t xml:space="preserve">krylova@romashka.ru</w:t>
             </w:r>
           </w:p>
           <w:p/>

--- a/tests/corpus_v2/docs/cx_loan_0005.docx
+++ b/tests/corpus_v2/docs/cx_loan_0005.docx
@@ -27,13 +27,13 @@
         <w:rPr>
           <w:b/>
         </w:rPr>
-        <w:t xml:space="preserve">4/18</w:t>
-      </w:r>
-    </w:p>
-    <w:p/>
-    <w:p>
-      <w:r>
-        <w:t xml:space="preserve">г. Санкт-Петербург</w:t>
+        <w:t xml:space="preserve">28/2024-П</w:t>
+      </w:r>
+    </w:p>
+    <w:p/>
+    <w:p>
+      <w:r>
+        <w:t xml:space="preserve">г. Сергиев Посад</w:t>
       </w:r>
       <w:r>
         <w:t xml:space="preserve">     </w:t>
@@ -547,7 +547,7 @@
           </w:tcPr>
           <w:p>
             <w:r>
-              <w:t xml:space="preserve">1/1</w:t>
+              <w:t xml:space="preserve">14</w:t>
             </w:r>
           </w:p>
         </w:tc>
@@ -557,12 +557,29 @@
           </w:tcPr>
           <w:p>
             <w:r>
-              <w:t xml:space="preserve">0</w:t>
+              <w:t xml:space="preserve">096/025-сс</w:t>
             </w:r>
           </w:p>
         </w:tc>
       </w:tr>
     </w:tbl>
+    <w:p>
+      <w:r>
+        <w:t xml:space="preserve">9.5. Цена по протоколу разногласий: </w:t>
+      </w:r>
+      <w:r>
+        <w:t xml:space="preserve">4 300 000</w:t>
+      </w:r>
+      <w:r>
+        <w:t xml:space="preserve">, а прописью: </w:t>
+      </w:r>
+      <w:r>
+        <w:t xml:space="preserve">четыре триста тысяч рублей</w:t>
+      </w:r>
+      <w:r>
+        <w:t xml:space="preserve">.</w:t>
+      </w:r>
+    </w:p>
     <w:p/>
     <w:p/>
     <w:p>
@@ -579,7 +596,7 @@
       </w:r>
       <w:smartTag w:uri="urn:schemas-microsoft-com:office:smarttags" w:element="PersonName">
         <w:r>
-          <w:t xml:space="preserve">Соколов Артём Павлович</w:t>
+          <w:t xml:space="preserve">Морозов Владимир Николаевич</w:t>
         </w:r>
       </w:smartTag>
       <w:r>
@@ -642,7 +659,7 @@
               <w:t xml:space="preserve">Адрес регистрации: </w:t>
             </w:r>
             <w:r>
-              <w:t xml:space="preserve">603000, г. Нижний Новгород, пер. Мира, д. 71, кв. 91</w:t>
+              <w:t xml:space="preserve">443010, г. Самара, просп. Промышленная, д. 33, кв. 100</w:t>
             </w:r>
           </w:p>
           <w:p>
@@ -681,7 +698,7 @@
               <w:t xml:space="preserve">Тел.: </w:t>
             </w:r>
             <w:r>
-              <w:t xml:space="preserve">+7 (383) 842-59-40</w:t>
+              <w:t xml:space="preserve">+7 (846) 376-41-53</w:t>
             </w:r>
           </w:p>
           <w:p>
@@ -689,7 +706,7 @@
               <w:t xml:space="preserve">E-mail: </w:t>
             </w:r>
             <w:r>
-              <w:t xml:space="preserve">smirnova@corp-tehno.ru</w:t>
+              <w:t xml:space="preserve">smirnova@bk.ru</w:t>
             </w:r>
           </w:p>
           <w:p/>
@@ -732,7 +749,7 @@
               <w:t xml:space="preserve">Адрес регистрации: </w:t>
             </w:r>
             <w:r>
-              <w:t xml:space="preserve">620014, г. Екатеринбург, просп. Победы, д. 44, кв. 133</w:t>
+              <w:t xml:space="preserve">141300, г. Сергиев Посад, пер. Гагарина, д. 69, кв. 60</w:t>
             </w:r>
           </w:p>
           <w:p>
@@ -771,7 +788,7 @@
               <w:t xml:space="preserve">Тел.: </w:t>
             </w:r>
             <w:r>
-              <w:t xml:space="preserve">+7 (499) 360-78-39</w:t>
+              <w:t xml:space="preserve">+7 (846) 138-11-53</w:t>
             </w:r>
           </w:p>
           <w:p>
@@ -779,7 +796,7 @@
               <w:t xml:space="preserve">E-mail: </w:t>
             </w:r>
             <w:r>
-              <w:t xml:space="preserve">krylova@romashka.ru</w:t>
+              <w:t xml:space="preserve">krylova@gmail.com</w:t>
             </w:r>
           </w:p>
           <w:p/>

--- a/tests/corpus_v2/docs/cx_loan_0005.docx
+++ b/tests/corpus_v2/docs/cx_loan_0005.docx
@@ -54,7 +54,7 @@
         <w:t xml:space="preserve">паспорт </w:t>
       </w:r>
       <w:r>
-        <w:t xml:space="preserve">56 10 032533</w:t>
+        <w:t xml:space="preserve">89 22 533582</w:t>
       </w:r>
       <w:r>
         <w:t xml:space="preserve">, выдан </w:t>
@@ -66,13 +66,13 @@
         <w:t xml:space="preserve"> </w:t>
       </w:r>
       <w:r>
-        <w:t xml:space="preserve">16.12.2003</w:t>
+        <w:t xml:space="preserve">14.02.2017</w:t>
       </w:r>
       <w:r>
         <w:t xml:space="preserve">, код подразделения </w:t>
       </w:r>
       <w:r>
-        <w:t xml:space="preserve">121-438</w:t>
+        <w:t xml:space="preserve">311-032</w:t>
       </w:r>
       <w:r>
         <w:t xml:space="preserve">, именуемая в дальнейшем «Займодавец»</w:t>
@@ -81,7 +81,7 @@
         <w:t xml:space="preserve">, с одной стороны, и </w:t>
       </w:r>
       <w:r>
-        <w:t xml:space="preserve">Крылова Елена Алексеевна</w:t>
+        <w:t xml:space="preserve">Никитина Светлана Сергеевна</w:t>
       </w:r>
       <w:r>
         <w:t xml:space="preserve">, </w:t>
@@ -90,7 +90,7 @@
         <w:t xml:space="preserve">паспорт </w:t>
       </w:r>
       <w:r>
-        <w:t xml:space="preserve">55 21 232104</w:t>
+        <w:t xml:space="preserve">60 05 180501</w:t>
       </w:r>
       <w:r>
         <w:t xml:space="preserve">, выдан </w:t>
@@ -321,10 +321,16 @@
         <w:t xml:space="preserve">МКАС при ТПП РФ</w:t>
       </w:r>
       <w:r>
+        <w:t xml:space="preserve">. Товар отгружается с сопроводительным документом паспорт качества № </w:t>
+      </w:r>
+      <w:r>
+        <w:t xml:space="preserve">42 19 219559</w:t>
+      </w:r>
+      <w:r>
         <w:t xml:space="preserve">. Цена — </w:t>
       </w:r>
       <w:r>
-        <w:t xml:space="preserve">34 400 000,26 (тридцать четыре миллиона четыреста тысяч) ₽</w:t>
+        <w:t xml:space="preserve">29 600 000,03 (двадцать девять миллионов шестьсот тысяч) ₽</w:t>
       </w:r>
       <w:r>
         <w:t xml:space="preserve">, в т.ч. НДС </w:t>
@@ -350,7 +356,7 @@
         <w:t xml:space="preserve">3.1. Место исполнения обязательств: </w:t>
       </w:r>
       <w:r>
-        <w:t xml:space="preserve">141400, г. Химки, ул. Полевая, д. 26, кв. 178</w:t>
+        <w:t xml:space="preserve">420111, г. Казань, наб. Садовая, д. 67, кв. 176</w:t>
       </w:r>
       <w:r>
         <w:t xml:space="preserve">.</w:t>
@@ -361,13 +367,13 @@
         <w:t xml:space="preserve">3.2. Уведомления направляются </w:t>
       </w:r>
       <w:r>
-        <w:t xml:space="preserve">Крыловой Елене Алексеевне</w:t>
+        <w:t xml:space="preserve">Никитиной Светлане Сергеевне</w:t>
       </w:r>
       <w:r>
         <w:t xml:space="preserve"> по телефону </w:t>
       </w:r>
       <w:r>
-        <w:t xml:space="preserve">+7 (812) 790-76-97</w:t>
+        <w:t xml:space="preserve">+7 (843) 719-14-10</w:t>
       </w:r>
       <w:r>
         <w:t xml:space="preserve">.</w:t>
@@ -378,7 +384,7 @@
         <w:t xml:space="preserve">3.3. Срок исполнения обязательств — </w:t>
       </w:r>
       <w:r>
-        <w:t xml:space="preserve">в течение 45 (Сорока пяти) банковских дней с момента заключения контракта</w:t>
+        <w:t xml:space="preserve">в течение 30 (Тридцати) банковских дней с момента заключения контракта</w:t>
       </w:r>
       <w:r>
         <w:t xml:space="preserve">.</w:t>
@@ -409,7 +415,7 @@
         <w:t xml:space="preserve">Размер неустойки за нарушение сроков оплаты: </w:t>
       </w:r>
       <w:r>
-        <w:t xml:space="preserve">20 (двадцать) процентов за каждый день просрочки</w:t>
+        <w:t xml:space="preserve">7 (семь) процентов за каждый день просрочки</w:t>
       </w:r>
       <w:r>
         <w:t xml:space="preserve">. Предельный размер ответственности: </w:t>
@@ -437,7 +443,7 @@
         <w:t xml:space="preserve">Сторона, для которой создалась невозможность исполнения, обязана уведомить другую Сторону. Срок уведомления — </w:t>
       </w:r>
       <w:r>
-        <w:t xml:space="preserve">не позднее 02.01.2026</w:t>
+        <w:t xml:space="preserve">не позднее 22.11.2026</w:t>
       </w:r>
       <w:r>
         <w:t xml:space="preserve">.</w:t>
@@ -451,7 +457,7 @@
         <w:t xml:space="preserve">Все споры и разногласия решаются путём переговоров. Претензионный порядок обязателен, срок ответа на претензию — </w:t>
       </w:r>
       <w:r>
-        <w:t xml:space="preserve">в течение 10 дней с даты подписания Сторонами акта сдачи-приемки оказанных услуг</w:t>
+        <w:t xml:space="preserve">в течение 30 дней с даты подписания Сторонами акта сдачи-приемки оказанных услуг</w:t>
       </w:r>
       <w:r>
         <w:t xml:space="preserve">.</w:t>
@@ -476,10 +482,10 @@
         <w:rPr>
           <w:b/>
         </w:rPr>
-        <w:t xml:space="preserve">8530</w:t>
-      </w:r>
-      <w:r>
-        <w:t xml:space="preserve">0000 руб. 5 коп.</w:t>
+        <w:t xml:space="preserve">6090</w:t>
+      </w:r>
+      <w:r>
+        <w:t xml:space="preserve">0000 руб. 0 коп.</w:t>
       </w:r>
       <w:r>
         <w:t xml:space="preserve">.</w:t>
@@ -510,7 +516,7 @@
         <w:rPr>
           <w:b/>
         </w:rPr>
-        <w:t xml:space="preserve">не позднее 19.10.20</w:t>
+        <w:t xml:space="preserve">не позднее 07.03.20</w:t>
       </w:r>
       <w:r>
         <w:t xml:space="preserve">25</w:t>
@@ -547,7 +553,7 @@
           </w:tcPr>
           <w:p>
             <w:r>
-              <w:t xml:space="preserve">14</w:t>
+              <w:t xml:space="preserve">48</w:t>
             </w:r>
           </w:p>
         </w:tc>
@@ -557,7 +563,7 @@
           </w:tcPr>
           <w:p>
             <w:r>
-              <w:t xml:space="preserve">096/025-сс</w:t>
+              <w:t xml:space="preserve">992/567-сс</w:t>
             </w:r>
           </w:p>
         </w:tc>
@@ -568,13 +574,13 @@
         <w:t xml:space="preserve">9.5. Цена по протоколу разногласий: </w:t>
       </w:r>
       <w:r>
-        <w:t xml:space="preserve">4 300 000</w:t>
+        <w:t xml:space="preserve">6 900 000</w:t>
       </w:r>
       <w:r>
         <w:t xml:space="preserve">, а прописью: </w:t>
       </w:r>
       <w:r>
-        <w:t xml:space="preserve">четыре триста тысяч рублей</w:t>
+        <w:t xml:space="preserve">шесть девятьсот тысяч рублей</w:t>
       </w:r>
       <w:r>
         <w:t xml:space="preserve">.</w:t>
@@ -596,7 +602,7 @@
       </w:r>
       <w:smartTag w:uri="urn:schemas-microsoft-com:office:smarttags" w:element="PersonName">
         <w:r>
-          <w:t xml:space="preserve">Морозов Владимир Николаевич</w:t>
+          <w:t xml:space="preserve">Лебедева Татьяна Андреевна</w:t>
         </w:r>
       </w:smartTag>
       <w:r>
@@ -651,7 +657,7 @@
               <w:t xml:space="preserve">Дата рождения: </w:t>
             </w:r>
             <w:r>
-              <w:t xml:space="preserve">26.07.1986</w:t>
+              <w:t xml:space="preserve">22.08.1982</w:t>
             </w:r>
           </w:p>
           <w:p>
@@ -659,7 +665,7 @@
               <w:t xml:space="preserve">Адрес регистрации: </w:t>
             </w:r>
             <w:r>
-              <w:t xml:space="preserve">443010, г. Самара, просп. Промышленная, д. 33, кв. 100</w:t>
+              <w:t xml:space="preserve">394000, г. Воронеж, просп. Победы, д. 44, кв. 133</w:t>
             </w:r>
           </w:p>
           <w:p>
@@ -667,16 +673,16 @@
               <w:t xml:space="preserve">Паспорт </w:t>
             </w:r>
             <w:r>
-              <w:t xml:space="preserve">56 10 032533</w:t>
-            </w:r>
-            <w:r>
-              <w:t xml:space="preserve">, выдан ОВД «Тропарёво» г. Москвы 16.12.2003</w:t>
+              <w:t xml:space="preserve">89 22 533582</w:t>
+            </w:r>
+            <w:r>
+              <w:t xml:space="preserve">, выдан ОВД «Тропарёво» г. Москвы 14.02.2017</w:t>
             </w:r>
             <w:r>
               <w:t xml:space="preserve">, код подразделения </w:t>
             </w:r>
             <w:r>
-              <w:t xml:space="preserve">121-438</w:t>
+              <w:t xml:space="preserve">311-032</w:t>
             </w:r>
           </w:p>
           <w:p>
@@ -684,13 +690,13 @@
               <w:t xml:space="preserve">СНИЛС </w:t>
             </w:r>
             <w:r>
-              <w:t xml:space="preserve">302-022-185 83</w:t>
+              <w:t xml:space="preserve">020-221-856 82</w:t>
             </w:r>
             <w:r>
               <w:t xml:space="preserve"> ИНН </w:t>
             </w:r>
             <w:r>
-              <w:t xml:space="preserve">833502951888</w:t>
+              <w:t xml:space="preserve">335029518306</w:t>
             </w:r>
           </w:p>
           <w:p>
@@ -698,7 +704,7 @@
               <w:t xml:space="preserve">Тел.: </w:t>
             </w:r>
             <w:r>
-              <w:t xml:space="preserve">+7 (846) 376-41-53</w:t>
+              <w:t xml:space="preserve">+7 (499) 360-78-39</w:t>
             </w:r>
           </w:p>
           <w:p>
@@ -706,7 +712,7 @@
               <w:t xml:space="preserve">E-mail: </w:t>
             </w:r>
             <w:r>
-              <w:t xml:space="preserve">smirnova@bk.ru</w:t>
+              <w:t xml:space="preserve">smirnova@romashka.ru</w:t>
             </w:r>
           </w:p>
           <w:p/>
@@ -733,7 +739,7 @@
           </w:p>
           <w:p>
             <w:r>
-              <w:t xml:space="preserve">Крылова Елена Алексеевна</w:t>
+              <w:t xml:space="preserve">Никитина Светлана Сергеевна</w:t>
             </w:r>
           </w:p>
           <w:p>
@@ -749,7 +755,7 @@
               <w:t xml:space="preserve">Адрес регистрации: </w:t>
             </w:r>
             <w:r>
-              <w:t xml:space="preserve">141300, г. Сергиев Посад, пер. Гагарина, д. 69, кв. 60</w:t>
+              <w:t xml:space="preserve">101000, г. Москва, просп. Садовая, д. 12, кв. 81</w:t>
             </w:r>
           </w:p>
           <w:p>
@@ -757,7 +763,7 @@
               <w:t xml:space="preserve">Паспорт </w:t>
             </w:r>
             <w:r>
-              <w:t xml:space="preserve">55 21 232104</w:t>
+              <w:t xml:space="preserve">60 05 180501</w:t>
             </w:r>
             <w:r>
               <w:t xml:space="preserve">, выдан ТП № 2 ОУФМС России по Московской обл. 26.07.2020</w:t>
@@ -774,13 +780,13 @@
               <w:t xml:space="preserve">СНИЛС </w:t>
             </w:r>
             <w:r>
-              <w:t xml:space="preserve">809-524-767 29</w:t>
+              <w:t xml:space="preserve">952-476-763 52</w:t>
             </w:r>
             <w:r>
               <w:t xml:space="preserve"> ИНН </w:t>
             </w:r>
             <w:r>
-              <w:t xml:space="preserve">227220728501</w:t>
+              <w:t xml:space="preserve">722072858019</w:t>
             </w:r>
           </w:p>
           <w:p>
@@ -788,7 +794,7 @@
               <w:t xml:space="preserve">Тел.: </w:t>
             </w:r>
             <w:r>
-              <w:t xml:space="preserve">+7 (846) 138-11-53</w:t>
+              <w:t xml:space="preserve">+7 (843) 954-19-27</w:t>
             </w:r>
           </w:p>
           <w:p>
@@ -796,7 +802,7 @@
               <w:t xml:space="preserve">E-mail: </w:t>
             </w:r>
             <w:r>
-              <w:t xml:space="preserve">krylova@gmail.com</w:t>
+              <w:t xml:space="preserve">nikitina@bk.ru</w:t>
             </w:r>
           </w:p>
           <w:p/>
@@ -805,7 +811,7 @@
               <w:t xml:space="preserve">______________ </w:t>
             </w:r>
             <w:r>
-              <w:t xml:space="preserve">Крылова Е. А.</w:t>
+              <w:t xml:space="preserve">Никитина С. С.</w:t>
             </w:r>
           </w:p>
         </w:tc>
@@ -833,7 +839,7 @@
         <w:t xml:space="preserve">Заёмщик: _______________ /</w:t>
       </w:r>
       <w:r>
-        <w:t xml:space="preserve">Крылова Елена Алексеевна</w:t>
+        <w:t xml:space="preserve">Никитина Светлана Сергеевна</w:t>
       </w:r>
       <w:r>
         <w:t xml:space="preserve">/</w:t>

--- a/tests/corpus_v2/docs/cx_loan_0005.docx
+++ b/tests/corpus_v2/docs/cx_loan_0005.docx
@@ -327,10 +327,46 @@
         <w:t xml:space="preserve">42 19 219559</w:t>
       </w:r>
       <w:r>
+        <w:t xml:space="preserve">. К партии приложен паспорт изделия № </w:t>
+      </w:r>
+      <w:r>
+        <w:t xml:space="preserve">36 17 028995</w:t>
+      </w:r>
+      <w:r>
+        <w:t xml:space="preserve">. Оборудование поставляется с паспортом транспортного средства № </w:t>
+      </w:r>
+      <w:r>
+        <w:t xml:space="preserve">26 23 335998</w:t>
+      </w:r>
+      <w:r>
+        <w:t xml:space="preserve">. Приёмка производится согласно техническому паспорту </w:t>
+      </w:r>
+      <w:r>
+        <w:t xml:space="preserve">87 17 720242</w:t>
+      </w:r>
+      <w:r>
+        <w:t xml:space="preserve">. СНИЛС не указан, номер заказа </w:t>
+      </w:r>
+      <w:r>
+        <w:t xml:space="preserve">504-620-807 04</w:t>
+      </w:r>
+      <w:r>
+        <w:t xml:space="preserve">. Дата рождения не проставлена, документ выдан </w:t>
+      </w:r>
+      <w:r>
+        <w:t xml:space="preserve">26.01.2021</w:t>
+      </w:r>
+      <w:r>
+        <w:t xml:space="preserve">. Код подразделения, см. артикул </w:t>
+      </w:r>
+      <w:r>
+        <w:t xml:space="preserve">768-242</w:t>
+      </w:r>
+      <w:r>
         <w:t xml:space="preserve">. Цена — </w:t>
       </w:r>
       <w:r>
-        <w:t xml:space="preserve">29 600 000,03 (двадцать девять миллионов шестьсот тысяч) ₽</w:t>
+        <w:t xml:space="preserve">85 300 000,84 (восемьдесят пять миллионов триста тысяч) ₽</w:t>
       </w:r>
       <w:r>
         <w:t xml:space="preserve">, в т.ч. НДС </w:t>
@@ -356,7 +392,7 @@
         <w:t xml:space="preserve">3.1. Место исполнения обязательств: </w:t>
       </w:r>
       <w:r>
-        <w:t xml:space="preserve">420111, г. Казань, наб. Садовая, д. 67, кв. 176</w:t>
+        <w:t xml:space="preserve">143400, г. Красногорск, бул. Заречная, д. 75, кв. 150</w:t>
       </w:r>
       <w:r>
         <w:t xml:space="preserve">.</w:t>
@@ -373,7 +409,7 @@
         <w:t xml:space="preserve"> по телефону </w:t>
       </w:r>
       <w:r>
-        <w:t xml:space="preserve">+7 (843) 719-14-10</w:t>
+        <w:t xml:space="preserve">+7 (495) 862-14-13</w:t>
       </w:r>
       <w:r>
         <w:t xml:space="preserve">.</w:t>
@@ -384,7 +420,7 @@
         <w:t xml:space="preserve">3.3. Срок исполнения обязательств — </w:t>
       </w:r>
       <w:r>
-        <w:t xml:space="preserve">в течение 30 (Тридцати) банковских дней с момента заключения контракта</w:t>
+        <w:t xml:space="preserve">в течение 10 (Десяти) банковских дней с момента заключения контракта</w:t>
       </w:r>
       <w:r>
         <w:t xml:space="preserve">.</w:t>
@@ -443,7 +479,7 @@
         <w:t xml:space="preserve">Сторона, для которой создалась невозможность исполнения, обязана уведомить другую Сторону. Срок уведомления — </w:t>
       </w:r>
       <w:r>
-        <w:t xml:space="preserve">не позднее 22.11.2026</w:t>
+        <w:t xml:space="preserve">не позднее 21.09.2025</w:t>
       </w:r>
       <w:r>
         <w:t xml:space="preserve">.</w:t>
@@ -457,7 +493,7 @@
         <w:t xml:space="preserve">Все споры и разногласия решаются путём переговоров. Претензионный порядок обязателен, срок ответа на претензию — </w:t>
       </w:r>
       <w:r>
-        <w:t xml:space="preserve">в течение 30 дней с даты подписания Сторонами акта сдачи-приемки оказанных услуг</w:t>
+        <w:t xml:space="preserve">в течение 14 дней с даты подписания Сторонами акта сдачи-приемки оказанных услуг</w:t>
       </w:r>
       <w:r>
         <w:t xml:space="preserve">.</w:t>
@@ -482,10 +518,10 @@
         <w:rPr>
           <w:b/>
         </w:rPr>
-        <w:t xml:space="preserve">6090</w:t>
-      </w:r>
-      <w:r>
-        <w:t xml:space="preserve">0000 руб. 0 коп.</w:t>
+        <w:t xml:space="preserve">576</w:t>
+      </w:r>
+      <w:r>
+        <w:t xml:space="preserve">0000 руб. 5 коп.</w:t>
       </w:r>
       <w:r>
         <w:t xml:space="preserve">.</w:t>
@@ -516,10 +552,10 @@
         <w:rPr>
           <w:b/>
         </w:rPr>
-        <w:t xml:space="preserve">не позднее 07.03.20</w:t>
-      </w:r>
-      <w:r>
-        <w:t xml:space="preserve">25</w:t>
+        <w:t xml:space="preserve">не позднее 09.07.20</w:t>
+      </w:r>
+      <w:r>
+        <w:t xml:space="preserve">26</w:t>
       </w:r>
       <w:r>
         <w:t xml:space="preserve">.</w:t>
@@ -553,7 +589,7 @@
           </w:tcPr>
           <w:p>
             <w:r>
-              <w:t xml:space="preserve">48</w:t>
+              <w:t xml:space="preserve">42</w:t>
             </w:r>
           </w:p>
         </w:tc>
@@ -563,7 +599,7 @@
           </w:tcPr>
           <w:p>
             <w:r>
-              <w:t xml:space="preserve">992/567-сс</w:t>
+              <w:t xml:space="preserve">501/838-сс</w:t>
             </w:r>
           </w:p>
         </w:tc>
@@ -602,7 +638,7 @@
       </w:r>
       <w:smartTag w:uri="urn:schemas-microsoft-com:office:smarttags" w:element="PersonName">
         <w:r>
-          <w:t xml:space="preserve">Лебедева Татьяна Андреевна</w:t>
+          <w:t xml:space="preserve">Новиков Владимир Алексеевич</w:t>
         </w:r>
       </w:smartTag>
       <w:r>
@@ -665,7 +701,7 @@
               <w:t xml:space="preserve">Адрес регистрации: </w:t>
             </w:r>
             <w:r>
-              <w:t xml:space="preserve">394000, г. Воронеж, просп. Победы, д. 44, кв. 133</w:t>
+              <w:t xml:space="preserve">614000, г. Пермь, ул. Советская, д. 44, кв. 49</w:t>
             </w:r>
           </w:p>
           <w:p>
@@ -704,7 +740,7 @@
               <w:t xml:space="preserve">Тел.: </w:t>
             </w:r>
             <w:r>
-              <w:t xml:space="preserve">+7 (499) 360-78-39</w:t>
+              <w:t xml:space="preserve">+7 (495) 422-69-19</w:t>
             </w:r>
           </w:p>
           <w:p>
@@ -712,7 +748,7 @@
               <w:t xml:space="preserve">E-mail: </w:t>
             </w:r>
             <w:r>
-              <w:t xml:space="preserve">smirnova@romashka.ru</w:t>
+              <w:t xml:space="preserve">smirnova@yandex.ru</w:t>
             </w:r>
           </w:p>
           <w:p/>
@@ -755,7 +791,7 @@
               <w:t xml:space="preserve">Адрес регистрации: </w:t>
             </w:r>
             <w:r>
-              <w:t xml:space="preserve">101000, г. Москва, просп. Садовая, д. 12, кв. 81</w:t>
+              <w:t xml:space="preserve">603000, г. Нижний Новгород, проезд Гагарина, д. 30, кв. 5</w:t>
             </w:r>
           </w:p>
           <w:p>
@@ -794,7 +830,7 @@
               <w:t xml:space="preserve">Тел.: </w:t>
             </w:r>
             <w:r>
-              <w:t xml:space="preserve">+7 (843) 954-19-27</w:t>
+              <w:t xml:space="preserve">+7 (383) 649-48-67</w:t>
             </w:r>
           </w:p>
           <w:p>

--- a/tests/corpus_v2/docs/cx_loan_0005.docx
+++ b/tests/corpus_v2/docs/cx_loan_0005.docx
@@ -378,192 +378,118 @@
         <w:t xml:space="preserve">.</w:t>
       </w:r>
     </w:p>
-    <w:p/>
-    <w:p>
-      <w:r>
-        <w:rPr>
-          <w:b/>
-        </w:rPr>
-        <w:t xml:space="preserve">3. МЕСТО И СРОКИ ИСПОЛНЕНИЯ</w:t>
-      </w:r>
-    </w:p>
-    <w:p>
-      <w:r>
-        <w:t xml:space="preserve">3.1. Место исполнения обязательств: </w:t>
-      </w:r>
-      <w:r>
-        <w:t xml:space="preserve">143400, г. Красногорск, бул. Заречная, д. 75, кв. 150</w:t>
-      </w:r>
-      <w:r>
-        <w:t xml:space="preserve">.</w:t>
-      </w:r>
-    </w:p>
-    <w:p>
-      <w:r>
-        <w:t xml:space="preserve">3.2. Уведомления направляются </w:t>
-      </w:r>
-      <w:r>
-        <w:t xml:space="preserve">Никитиной Светлане Сергеевне</w:t>
-      </w:r>
-      <w:r>
-        <w:t xml:space="preserve"> по телефону </w:t>
-      </w:r>
-      <w:r>
-        <w:t xml:space="preserve">+7 (495) 862-14-13</w:t>
-      </w:r>
-      <w:r>
-        <w:t xml:space="preserve">.</w:t>
-      </w:r>
-    </w:p>
-    <w:p>
-      <w:r>
-        <w:t xml:space="preserve">3.3. Срок исполнения обязательств — </w:t>
-      </w:r>
-      <w:r>
-        <w:t xml:space="preserve">в течение 10 (Десяти) банковских дней с момента заключения контракта</w:t>
-      </w:r>
-      <w:r>
-        <w:t xml:space="preserve">.</w:t>
-      </w:r>
-    </w:p>
-    <w:p/>
-    <w:p>
-      <w:r>
-        <w:rPr>
-          <w:b/>
-        </w:rPr>
-        <w:t xml:space="preserve">4. ПРОЧИЕ УСЛОВИЯ</w:t>
-      </w:r>
-    </w:p>
-    <w:p>
-      <w:r>
-        <w:t xml:space="preserve">4.1. </w:t>
-      </w:r>
-      <w:r>
-        <w:t xml:space="preserve">Стороны несут ответственность за неисполнение или ненадлежащее исполнение обязательств в соответствии с законодательством Российской Федерации.</w:t>
-      </w:r>
-    </w:p>
-    <w:p>
-      <w:r>
-        <w:t xml:space="preserve">4.2. </w:t>
-      </w:r>
-      <w:r>
-        <w:t xml:space="preserve">Размер неустойки за нарушение сроков оплаты: </w:t>
-      </w:r>
-      <w:r>
-        <w:t xml:space="preserve">7 (семь) процентов за каждый день просрочки</w:t>
-      </w:r>
-      <w:r>
-        <w:t xml:space="preserve">. Предельный размер ответственности: </w:t>
-      </w:r>
-      <w:r>
-        <w:t xml:space="preserve">21% от стоимости неоплаченных работ</w:t>
-      </w:r>
-      <w:r>
-        <w:t xml:space="preserve">.</w:t>
-      </w:r>
-    </w:p>
-    <w:p>
-      <w:r>
-        <w:t xml:space="preserve">4.3. </w:t>
-      </w:r>
-      <w:r>
-        <w:t xml:space="preserve">Стороны освобождаются от ответственности при наступлении обстоятельств непреодолимой силы, если они прямо повлияли на исполнение обязательств.</w:t>
-      </w:r>
-    </w:p>
-    <w:p>
-      <w:r>
-        <w:t xml:space="preserve">4.4. </w:t>
-      </w:r>
-      <w:r>
-        <w:t xml:space="preserve">Сторона, для которой создалась невозможность исполнения, обязана уведомить другую Сторону. Срок уведомления — </w:t>
-      </w:r>
-      <w:r>
-        <w:t xml:space="preserve">не позднее 21.09.2025</w:t>
-      </w:r>
-      <w:r>
-        <w:t xml:space="preserve">.</w:t>
-      </w:r>
-    </w:p>
-    <w:p>
-      <w:r>
-        <w:t xml:space="preserve">4.5. </w:t>
-      </w:r>
-      <w:r>
-        <w:t xml:space="preserve">Все споры и разногласия решаются путём переговоров. Претензионный порядок обязателен, срок ответа на претензию — </w:t>
-      </w:r>
-      <w:r>
-        <w:t xml:space="preserve">в течение 14 дней с даты подписания Сторонами акта сдачи-приемки оказанных услуг</w:t>
-      </w:r>
-      <w:r>
-        <w:t xml:space="preserve">.</w:t>
-      </w:r>
-    </w:p>
-    <w:p/>
-    <w:p/>
-    <w:p/>
-    <w:p>
-      <w:r>
-        <w:rPr>
-          <w:b/>
-        </w:rPr>
-        <w:t xml:space="preserve">9. КОНТРОЛЬНЫЕ ВЕЛИЧИНЫ</w:t>
-      </w:r>
-    </w:p>
-    <w:p>
-      <w:r>
-        <w:t xml:space="preserve">9.1. Контрольная запись: </w:t>
-      </w:r>
-      <w:r>
-        <w:rPr>
-          <w:b/>
-        </w:rPr>
-        <w:t xml:space="preserve">576</w:t>
-      </w:r>
-      <w:r>
-        <w:t xml:space="preserve">0000 руб. 5 коп.</w:t>
-      </w:r>
-      <w:r>
-        <w:t xml:space="preserve">.</w:t>
-      </w:r>
-    </w:p>
-    <w:p>
-      <w:r>
-        <w:t xml:space="preserve">9.2. Контрольная запись: </w:t>
-      </w:r>
-      <w:r>
-        <w:rPr>
-          <w:b/>
-        </w:rPr>
-        <w:t xml:space="preserve">1/3</w:t>
-      </w:r>
-      <w:r>
-        <w:t xml:space="preserve">00 ключевой ставки ЦБ РФ годовых</w:t>
-      </w:r>
-      <w:r>
-        <w:t xml:space="preserve">.</w:t>
-      </w:r>
-    </w:p>
-    <w:p>
-      <w:r>
-        <w:t xml:space="preserve">9.3. Контрольная запись: </w:t>
-      </w:r>
-      <w:r>
-        <w:rPr>
-          <w:b/>
-        </w:rPr>
-        <w:t xml:space="preserve">не позднее 09.07.20</w:t>
-      </w:r>
-      <w:r>
-        <w:t xml:space="preserve">26</w:t>
-      </w:r>
-      <w:r>
-        <w:t xml:space="preserve">.</w:t>
-      </w:r>
-    </w:p>
-    <w:p>
-      <w:r>
-        <w:t xml:space="preserve">9.4. Контрольная запись (таблица):</w:t>
+    <w:p>
+      <w:r>
+        <w:t xml:space="preserve">2.6. </w:t>
+      </w:r>
+      <w:r>
+        <w:t xml:space="preserve">Товар маркирован штрихкодом </w:t>
+      </w:r>
+      <w:r>
+        <w:t xml:space="preserve">4608086693302</w:t>
+      </w:r>
+      <w:r>
+        <w:t xml:space="preserve">. Код контрагента по ОКПО — </w:t>
+      </w:r>
+      <w:r>
+        <w:t xml:space="preserve">2507245415</w:t>
+      </w:r>
+      <w:r>
+        <w:t xml:space="preserve">. Оборудование учтено под инвентарным номером </w:t>
+      </w:r>
+      <w:r>
+        <w:t xml:space="preserve">040524338</w:t>
+      </w:r>
+      <w:r>
+        <w:t xml:space="preserve">, складской позиции присвоен номер </w:t>
+      </w:r>
+      <w:r>
+        <w:t xml:space="preserve">025371946</w:t>
+      </w:r>
+      <w:r>
+        <w:t xml:space="preserve">.</w:t>
+      </w:r>
+    </w:p>
+    <w:p>
+      <w:r>
+        <w:t xml:space="preserve">2.7. </w:t>
+      </w:r>
+      <w:r>
+        <w:t xml:space="preserve">Оплата по счёту-фактуре на КБК </w:t>
+      </w:r>
+      <w:r>
+        <w:t xml:space="preserve">18210101011011000137</w:t>
+      </w:r>
+      <w:r>
+        <w:t xml:space="preserve">. ИНН не присвоен, регистрационный № </w:t>
+      </w:r>
+      <w:r>
+        <w:t xml:space="preserve">2168517447</w:t>
+      </w:r>
+      <w:r>
+        <w:t xml:space="preserve">. ИНН не присвоен, платёжный документ № </w:t>
+      </w:r>
+      <w:r>
+        <w:t xml:space="preserve">606868091279</w:t>
+      </w:r>
+      <w:r>
+        <w:t xml:space="preserve">. Заказчик действует в лице </w:t>
+      </w:r>
+      <w:r>
+        <w:t xml:space="preserve">уполномоченного представителя</w:t>
+      </w:r>
+      <w:r>
+        <w:t xml:space="preserve">, назначаемого приказом.</w:t>
+      </w:r>
+    </w:p>
+    <w:p>
+      <w:r>
+        <w:t xml:space="preserve">2.8. </w:t>
+      </w:r>
+      <w:r>
+        <w:t xml:space="preserve">Массовая доля влаги в товаре — </w:t>
+      </w:r>
+      <w:r>
+        <w:t xml:space="preserve">не более 13 %</w:t>
+      </w:r>
+      <w:r>
+        <w:t xml:space="preserve">. Товар подлежит хранению </w:t>
+      </w:r>
+      <w:r>
+        <w:t xml:space="preserve">в течение 48 часов</w:t>
+      </w:r>
+      <w:r>
+        <w:t xml:space="preserve"> при температуре не выше +4 °C. Срок исковой давности по требованиям, вытекающим из Договора, составляет </w:t>
+      </w:r>
+      <w:r>
+        <w:t xml:space="preserve">в течение трёх лет</w:t>
+      </w:r>
+      <w:r>
+        <w:t xml:space="preserve">, как установлено статьёй 196 Гражданского кодекса Российской Федерации. Обработка данных ведётся согласно Федеральному закону от 27.07.2006 № 152-ФЗ </w:t>
+      </w:r>
+      <w:r>
+        <w:t xml:space="preserve">«О персональных данных»</w:t>
+      </w:r>
+      <w:r>
+        <w:t xml:space="preserve">. Товар поставляется под маркой </w:t>
+      </w:r>
+      <w:r>
+        <w:t xml:space="preserve">«Стандарт»</w:t>
+      </w:r>
+      <w:r>
+        <w:t xml:space="preserve">. Влажность определяется </w:t>
+      </w:r>
+      <w:r>
+        <w:t xml:space="preserve">по методу Кьельдаля</w:t>
+      </w:r>
+      <w:r>
+        <w:t xml:space="preserve">. Споры передаются на рассмотрение в Арбитражный суд </w:t>
+      </w:r>
+      <w:r>
+        <w:t xml:space="preserve">города Москвы</w:t>
+      </w:r>
+      <w:r>
+        <w:t xml:space="preserve">.</w:t>
       </w:r>
     </w:p>
     <w:tbl>
@@ -589,7 +515,7 @@
           </w:tcPr>
           <w:p>
             <w:r>
-              <w:t xml:space="preserve">42</w:t>
+              <w:t xml:space="preserve">8</w:t>
             </w:r>
           </w:p>
         </w:tc>
@@ -599,61 +525,200 @@
           </w:tcPr>
           <w:p>
             <w:r>
-              <w:t xml:space="preserve">501/838-сс</w:t>
+              <w:t xml:space="preserve">7991489032</w:t>
             </w:r>
           </w:p>
         </w:tc>
       </w:tr>
     </w:tbl>
-    <w:p>
-      <w:r>
-        <w:t xml:space="preserve">9.5. Цена по протоколу разногласий: </w:t>
-      </w:r>
-      <w:r>
-        <w:t xml:space="preserve">6 900 000</w:t>
-      </w:r>
-      <w:r>
-        <w:t xml:space="preserve">, а прописью: </w:t>
-      </w:r>
-      <w:r>
-        <w:t xml:space="preserve">шесть девятьсот тысяч рублей</w:t>
-      </w:r>
-      <w:r>
-        <w:t xml:space="preserve">.</w:t>
-      </w:r>
-    </w:p>
-    <w:p/>
-    <w:p/>
-    <w:p>
-      <w:r>
-        <w:rPr>
-          <w:b/>
-        </w:rPr>
-        <w:t xml:space="preserve">11. УСЛОВИЯ, ОФОРМЛЕННЫЕ СРЕДСТВАМИ РЕДАКТОРА</w:t>
-      </w:r>
-    </w:p>
-    <w:p>
-      <w:r>
-        <w:t xml:space="preserve">11.1. Ответственный (умный тег): </w:t>
-      </w:r>
-      <w:smartTag w:uri="urn:schemas-microsoft-com:office:smarttags" w:element="PersonName">
-        <w:r>
-          <w:t xml:space="preserve">Новиков Владимир Алексеевич</w:t>
-        </w:r>
-      </w:smartTag>
-      <w:r>
-        <w:t xml:space="preserve">.</w:t>
-      </w:r>
-    </w:p>
-    <w:p>
-      <w:r>
-        <w:rPr>
-          <w:b/>
-        </w:rPr>
-        <w:t xml:space="preserve">РЕКВИЗИТЫ И ПОДПИСИ СТОРОН</w:t>
-      </w:r>
-    </w:p>
-    <w:p/>
+    <w:p/>
+    <w:p>
+      <w:r>
+        <w:rPr>
+          <w:b/>
+        </w:rPr>
+        <w:t xml:space="preserve">3. МЕСТО И СРОКИ ИСПОЛНЕНИЯ</w:t>
+      </w:r>
+    </w:p>
+    <w:p>
+      <w:r>
+        <w:t xml:space="preserve">3.1. Место исполнения обязательств: </w:t>
+      </w:r>
+      <w:r>
+        <w:t xml:space="preserve">420111, г. Казань, бул. Победы, д. 35, кв. 64</w:t>
+      </w:r>
+      <w:r>
+        <w:t xml:space="preserve">.</w:t>
+      </w:r>
+    </w:p>
+    <w:p>
+      <w:r>
+        <w:t xml:space="preserve">3.2. Уведомления направляются </w:t>
+      </w:r>
+      <w:r>
+        <w:t xml:space="preserve">Никитиной Светлане Сергеевне</w:t>
+      </w:r>
+      <w:r>
+        <w:t xml:space="preserve"> по телефону </w:t>
+      </w:r>
+      <w:r>
+        <w:t xml:space="preserve">+7 (812) 628-32-42</w:t>
+      </w:r>
+      <w:r>
+        <w:t xml:space="preserve">.</w:t>
+      </w:r>
+    </w:p>
+    <w:p>
+      <w:r>
+        <w:t xml:space="preserve">3.3. Срок исполнения обязательств — </w:t>
+      </w:r>
+      <w:r>
+        <w:t xml:space="preserve">в течение 60 (Шестидесяти) банковских дней с момента заключения контракта</w:t>
+      </w:r>
+      <w:r>
+        <w:t xml:space="preserve">.</w:t>
+      </w:r>
+    </w:p>
+    <w:p/>
+    <w:p>
+      <w:r>
+        <w:rPr>
+          <w:b/>
+        </w:rPr>
+        <w:t xml:space="preserve">4. ПРОЧИЕ УСЛОВИЯ</w:t>
+      </w:r>
+    </w:p>
+    <w:p>
+      <w:r>
+        <w:t xml:space="preserve">4.1. </w:t>
+      </w:r>
+      <w:r>
+        <w:t xml:space="preserve">Стороны несут ответственность за неисполнение или ненадлежащее исполнение обязательств в соответствии с законодательством Российской Федерации.</w:t>
+      </w:r>
+    </w:p>
+    <w:p>
+      <w:r>
+        <w:t xml:space="preserve">4.2. </w:t>
+      </w:r>
+      <w:r>
+        <w:t xml:space="preserve">Размер неустойки за нарушение сроков оплаты: </w:t>
+      </w:r>
+      <w:r>
+        <w:t xml:space="preserve">7 (семь) процентов за каждый день просрочки</w:t>
+      </w:r>
+      <w:r>
+        <w:t xml:space="preserve">. Предельный размер ответственности: </w:t>
+      </w:r>
+      <w:r>
+        <w:t xml:space="preserve">20% от стоимости неоплаченных работ</w:t>
+      </w:r>
+      <w:r>
+        <w:t xml:space="preserve">.</w:t>
+      </w:r>
+    </w:p>
+    <w:p>
+      <w:r>
+        <w:t xml:space="preserve">4.3. </w:t>
+      </w:r>
+      <w:r>
+        <w:t xml:space="preserve">Стороны освобождаются от ответственности при наступлении обстоятельств непреодолимой силы, если они прямо повлияли на исполнение обязательств.</w:t>
+      </w:r>
+    </w:p>
+    <w:p>
+      <w:r>
+        <w:t xml:space="preserve">4.4. </w:t>
+      </w:r>
+      <w:r>
+        <w:t xml:space="preserve">Сторона, для которой создалась невозможность исполнения, обязана уведомить другую Сторону. Срок уведомления — </w:t>
+      </w:r>
+      <w:r>
+        <w:t xml:space="preserve">не позднее 02.01.2026</w:t>
+      </w:r>
+      <w:r>
+        <w:t xml:space="preserve">.</w:t>
+      </w:r>
+    </w:p>
+    <w:p>
+      <w:r>
+        <w:t xml:space="preserve">4.5. </w:t>
+      </w:r>
+      <w:r>
+        <w:t xml:space="preserve">Все споры и разногласия решаются путём переговоров. Претензионный порядок обязателен, срок ответа на претензию — </w:t>
+      </w:r>
+      <w:r>
+        <w:t xml:space="preserve">в течение 10 дней с даты подписания Сторонами акта сдачи-приемки оказанных услуг</w:t>
+      </w:r>
+      <w:r>
+        <w:t xml:space="preserve">.</w:t>
+      </w:r>
+    </w:p>
+    <w:p/>
+    <w:p/>
+    <w:p/>
+    <w:p>
+      <w:r>
+        <w:rPr>
+          <w:b/>
+        </w:rPr>
+        <w:t xml:space="preserve">9. КОНТРОЛЬНЫЕ ВЕЛИЧИНЫ</w:t>
+      </w:r>
+    </w:p>
+    <w:p>
+      <w:r>
+        <w:t xml:space="preserve">9.1. Контрольная запись: </w:t>
+      </w:r>
+      <w:r>
+        <w:rPr>
+          <w:b/>
+        </w:rPr>
+        <w:t xml:space="preserve">104</w:t>
+      </w:r>
+      <w:r>
+        <w:t xml:space="preserve">0000 руб. 0 коп.</w:t>
+      </w:r>
+      <w:r>
+        <w:t xml:space="preserve">.</w:t>
+      </w:r>
+    </w:p>
+    <w:p>
+      <w:r>
+        <w:t xml:space="preserve">9.2. Контрольная запись: </w:t>
+      </w:r>
+      <w:r>
+        <w:rPr>
+          <w:b/>
+        </w:rPr>
+        <w:t xml:space="preserve">1/3</w:t>
+      </w:r>
+      <w:r>
+        <w:t xml:space="preserve">00 ключевой ставки ЦБ РФ годовых</w:t>
+      </w:r>
+      <w:r>
+        <w:t xml:space="preserve">.</w:t>
+      </w:r>
+    </w:p>
+    <w:p>
+      <w:r>
+        <w:t xml:space="preserve">9.3. Контрольная запись: </w:t>
+      </w:r>
+      <w:r>
+        <w:rPr>
+          <w:b/>
+        </w:rPr>
+        <w:t xml:space="preserve">не позднее 17.03.20</w:t>
+      </w:r>
+      <w:r>
+        <w:t xml:space="preserve">25</w:t>
+      </w:r>
+      <w:r>
+        <w:t xml:space="preserve">.</w:t>
+      </w:r>
+    </w:p>
+    <w:p>
+      <w:r>
+        <w:t xml:space="preserve">9.4. Контрольная запись (таблица):</w:t>
+      </w:r>
+    </w:p>
     <w:tbl>
       <w:tblPr>
         <w:tblW w:w="9360" w:type="dxa"/>
@@ -677,87 +742,7 @@
           </w:tcPr>
           <w:p>
             <w:r>
-              <w:rPr>
-                <w:b/>
-              </w:rPr>
-              <w:t xml:space="preserve">Займодавец:</w:t>
-            </w:r>
-          </w:p>
-          <w:p>
-            <w:r>
-              <w:t xml:space="preserve">Смирнова Людмила Олеговна</w:t>
-            </w:r>
-          </w:p>
-          <w:p>
-            <w:r>
-              <w:t xml:space="preserve">Дата рождения: </w:t>
-            </w:r>
-            <w:r>
-              <w:t xml:space="preserve">22.08.1982</w:t>
-            </w:r>
-          </w:p>
-          <w:p>
-            <w:r>
-              <w:t xml:space="preserve">Адрес регистрации: </w:t>
-            </w:r>
-            <w:r>
-              <w:t xml:space="preserve">614000, г. Пермь, ул. Советская, д. 44, кв. 49</w:t>
-            </w:r>
-          </w:p>
-          <w:p>
-            <w:r>
-              <w:t xml:space="preserve">Паспорт </w:t>
-            </w:r>
-            <w:r>
-              <w:t xml:space="preserve">89 22 533582</w:t>
-            </w:r>
-            <w:r>
-              <w:t xml:space="preserve">, выдан ОВД «Тропарёво» г. Москвы 14.02.2017</w:t>
-            </w:r>
-            <w:r>
-              <w:t xml:space="preserve">, код подразделения </w:t>
-            </w:r>
-            <w:r>
-              <w:t xml:space="preserve">311-032</w:t>
-            </w:r>
-          </w:p>
-          <w:p>
-            <w:r>
-              <w:t xml:space="preserve">СНИЛС </w:t>
-            </w:r>
-            <w:r>
-              <w:t xml:space="preserve">020-221-856 82</w:t>
-            </w:r>
-            <w:r>
-              <w:t xml:space="preserve"> ИНН </w:t>
-            </w:r>
-            <w:r>
-              <w:t xml:space="preserve">335029518306</w:t>
-            </w:r>
-          </w:p>
-          <w:p>
-            <w:r>
-              <w:t xml:space="preserve">Тел.: </w:t>
-            </w:r>
-            <w:r>
-              <w:t xml:space="preserve">+7 (495) 422-69-19</w:t>
-            </w:r>
-          </w:p>
-          <w:p>
-            <w:r>
-              <w:t xml:space="preserve">E-mail: </w:t>
-            </w:r>
-            <w:r>
-              <w:t xml:space="preserve">smirnova@yandex.ru</w:t>
-            </w:r>
-          </w:p>
-          <w:p/>
-          <w:p>
-            <w:r>
-              <w:t xml:space="preserve">______________ </w:t>
-            </w:r>
-            <w:r>
-              <w:t xml:space="preserve">Смирнова Л. О.</w:t>
+              <w:t xml:space="preserve">12</w:t>
             </w:r>
           </w:p>
         </w:tc>
@@ -767,6 +752,174 @@
           </w:tcPr>
           <w:p>
             <w:r>
+              <w:t xml:space="preserve">182/526-сс</w:t>
+            </w:r>
+          </w:p>
+        </w:tc>
+      </w:tr>
+    </w:tbl>
+    <w:p>
+      <w:r>
+        <w:t xml:space="preserve">9.5. Цена по протоколу разногласий: </w:t>
+      </w:r>
+      <w:r>
+        <w:t xml:space="preserve">9 500 000</w:t>
+      </w:r>
+      <w:r>
+        <w:t xml:space="preserve">, а прописью: </w:t>
+      </w:r>
+      <w:r>
+        <w:t xml:space="preserve">девять пятьсот тысяч рублей</w:t>
+      </w:r>
+      <w:r>
+        <w:t xml:space="preserve">.</w:t>
+      </w:r>
+    </w:p>
+    <w:p/>
+    <w:p/>
+    <w:p>
+      <w:r>
+        <w:rPr>
+          <w:b/>
+        </w:rPr>
+        <w:t xml:space="preserve">11. УСЛОВИЯ, ОФОРМЛЕННЫЕ СРЕДСТВАМИ РЕДАКТОРА</w:t>
+      </w:r>
+    </w:p>
+    <w:p>
+      <w:r>
+        <w:t xml:space="preserve">11.1. Ответственный (умный тег): </w:t>
+      </w:r>
+      <w:smartTag w:uri="urn:schemas-microsoft-com:office:smarttags" w:element="PersonName">
+        <w:r>
+          <w:t xml:space="preserve">Титова Мария Михайловна</w:t>
+        </w:r>
+      </w:smartTag>
+      <w:r>
+        <w:t xml:space="preserve">.</w:t>
+      </w:r>
+    </w:p>
+    <w:p>
+      <w:r>
+        <w:rPr>
+          <w:b/>
+        </w:rPr>
+        <w:t xml:space="preserve">РЕКВИЗИТЫ И ПОДПИСИ СТОРОН</w:t>
+      </w:r>
+    </w:p>
+    <w:p/>
+    <w:tbl>
+      <w:tblPr>
+        <w:tblW w:w="9360" w:type="dxa"/>
+        <w:tblBorders>
+          <w:top w:val="single" w:sz="4" w:color="auto"/>
+          <w:left w:val="single" w:sz="4" w:color="auto"/>
+          <w:bottom w:val="single" w:sz="4" w:color="auto"/>
+          <w:right w:val="single" w:sz="4" w:color="auto"/>
+          <w:insideH w:val="single" w:sz="4" w:color="auto"/>
+          <w:insideV w:val="single" w:sz="4" w:color="auto"/>
+        </w:tblBorders>
+      </w:tblPr>
+      <w:tblGrid>
+        <w:gridCol w:w="4680"/>
+        <w:gridCol w:w="4680"/>
+      </w:tblGrid>
+      <w:tr>
+        <w:tc>
+          <w:tcPr>
+            <w:tcW w:w="4680" w:type="dxa"/>
+          </w:tcPr>
+          <w:p>
+            <w:r>
+              <w:rPr>
+                <w:b/>
+              </w:rPr>
+              <w:t xml:space="preserve">Займодавец:</w:t>
+            </w:r>
+          </w:p>
+          <w:p>
+            <w:r>
+              <w:t xml:space="preserve">Смирнова Людмила Олеговна</w:t>
+            </w:r>
+          </w:p>
+          <w:p>
+            <w:r>
+              <w:t xml:space="preserve">Дата рождения: </w:t>
+            </w:r>
+            <w:r>
+              <w:t xml:space="preserve">22.08.1982</w:t>
+            </w:r>
+          </w:p>
+          <w:p>
+            <w:r>
+              <w:t xml:space="preserve">Адрес регистрации: </w:t>
+            </w:r>
+            <w:r>
+              <w:t xml:space="preserve">420111, г. Казань, ш. Победы, д. 79, кв. 170</w:t>
+            </w:r>
+          </w:p>
+          <w:p>
+            <w:r>
+              <w:t xml:space="preserve">Паспорт </w:t>
+            </w:r>
+            <w:r>
+              <w:t xml:space="preserve">89 22 533582</w:t>
+            </w:r>
+            <w:r>
+              <w:t xml:space="preserve">, выдан ОВД «Тропарёво» г. Москвы 14.02.2017</w:t>
+            </w:r>
+            <w:r>
+              <w:t xml:space="preserve">, код подразделения </w:t>
+            </w:r>
+            <w:r>
+              <w:t xml:space="preserve">311-032</w:t>
+            </w:r>
+          </w:p>
+          <w:p>
+            <w:r>
+              <w:t xml:space="preserve">СНИЛС </w:t>
+            </w:r>
+            <w:r>
+              <w:t xml:space="preserve">020-221-856 82</w:t>
+            </w:r>
+            <w:r>
+              <w:t xml:space="preserve"> ИНН </w:t>
+            </w:r>
+            <w:r>
+              <w:t xml:space="preserve">335029518306</w:t>
+            </w:r>
+          </w:p>
+          <w:p>
+            <w:r>
+              <w:t xml:space="preserve">Тел.: </w:t>
+            </w:r>
+            <w:r>
+              <w:t xml:space="preserve">+7 (499) 723-62-19</w:t>
+            </w:r>
+          </w:p>
+          <w:p>
+            <w:r>
+              <w:t xml:space="preserve">E-mail: </w:t>
+            </w:r>
+            <w:r>
+              <w:t xml:space="preserve">smirnova@bk.ru</w:t>
+            </w:r>
+          </w:p>
+          <w:p/>
+          <w:p>
+            <w:r>
+              <w:t xml:space="preserve">______________ </w:t>
+            </w:r>
+            <w:r>
+              <w:t xml:space="preserve">Смирнова Л. О.</w:t>
+            </w:r>
+          </w:p>
+        </w:tc>
+        <w:tc>
+          <w:tcPr>
+            <w:tcW w:w="4680" w:type="dxa"/>
+          </w:tcPr>
+          <w:p>
+            <w:r>
               <w:rPr>
                 <w:b/>
               </w:rPr>
@@ -791,7 +944,7 @@
               <w:t xml:space="preserve">Адрес регистрации: </w:t>
             </w:r>
             <w:r>
-              <w:t xml:space="preserve">603000, г. Нижний Новгород, проезд Гагарина, д. 30, кв. 5</w:t>
+              <w:t xml:space="preserve">443010, г. Самара, пер. Заречная, д. 66, кв. 8</w:t>
             </w:r>
           </w:p>
           <w:p>
@@ -830,7 +983,7 @@
               <w:t xml:space="preserve">Тел.: </w:t>
             </w:r>
             <w:r>
-              <w:t xml:space="preserve">+7 (383) 649-48-67</w:t>
+              <w:t xml:space="preserve">+7 (846) 738-55-66</w:t>
             </w:r>
           </w:p>
           <w:p>
@@ -838,7 +991,7 @@
               <w:t xml:space="preserve">E-mail: </w:t>
             </w:r>
             <w:r>
-              <w:t xml:space="preserve">nikitina@bk.ru</w:t>
+              <w:t xml:space="preserve">nikitina@gmail.com</w:t>
             </w:r>
           </w:p>
           <w:p/>

--- a/tests/corpus_v2/docs/cx_loan_0005.docx
+++ b/tests/corpus_v2/docs/cx_loan_0005.docx
@@ -531,192 +531,32 @@
         </w:tc>
       </w:tr>
     </w:tbl>
-    <w:p/>
-    <w:p>
-      <w:r>
-        <w:rPr>
-          <w:b/>
-        </w:rPr>
-        <w:t xml:space="preserve">3. МЕСТО И СРОКИ ИСПОЛНЕНИЯ</w:t>
-      </w:r>
-    </w:p>
-    <w:p>
-      <w:r>
-        <w:t xml:space="preserve">3.1. Место исполнения обязательств: </w:t>
-      </w:r>
-      <w:r>
-        <w:t xml:space="preserve">420111, г. Казань, бул. Победы, д. 35, кв. 64</w:t>
-      </w:r>
-      <w:r>
-        <w:t xml:space="preserve">.</w:t>
-      </w:r>
-    </w:p>
-    <w:p>
-      <w:r>
-        <w:t xml:space="preserve">3.2. Уведомления направляются </w:t>
-      </w:r>
-      <w:r>
-        <w:t xml:space="preserve">Никитиной Светлане Сергеевне</w:t>
-      </w:r>
-      <w:r>
-        <w:t xml:space="preserve"> по телефону </w:t>
-      </w:r>
-      <w:r>
-        <w:t xml:space="preserve">+7 (812) 628-32-42</w:t>
-      </w:r>
-      <w:r>
-        <w:t xml:space="preserve">.</w:t>
-      </w:r>
-    </w:p>
-    <w:p>
-      <w:r>
-        <w:t xml:space="preserve">3.3. Срок исполнения обязательств — </w:t>
-      </w:r>
-      <w:r>
-        <w:t xml:space="preserve">в течение 60 (Шестидесяти) банковских дней с момента заключения контракта</w:t>
-      </w:r>
-      <w:r>
-        <w:t xml:space="preserve">.</w:t>
-      </w:r>
-    </w:p>
-    <w:p/>
-    <w:p>
-      <w:r>
-        <w:rPr>
-          <w:b/>
-        </w:rPr>
-        <w:t xml:space="preserve">4. ПРОЧИЕ УСЛОВИЯ</w:t>
-      </w:r>
-    </w:p>
-    <w:p>
-      <w:r>
-        <w:t xml:space="preserve">4.1. </w:t>
-      </w:r>
-      <w:r>
-        <w:t xml:space="preserve">Стороны несут ответственность за неисполнение или ненадлежащее исполнение обязательств в соответствии с законодательством Российской Федерации.</w:t>
-      </w:r>
-    </w:p>
-    <w:p>
-      <w:r>
-        <w:t xml:space="preserve">4.2. </w:t>
-      </w:r>
-      <w:r>
-        <w:t xml:space="preserve">Размер неустойки за нарушение сроков оплаты: </w:t>
-      </w:r>
-      <w:r>
-        <w:t xml:space="preserve">7 (семь) процентов за каждый день просрочки</w:t>
-      </w:r>
-      <w:r>
-        <w:t xml:space="preserve">. Предельный размер ответственности: </w:t>
-      </w:r>
-      <w:r>
-        <w:t xml:space="preserve">20% от стоимости неоплаченных работ</w:t>
-      </w:r>
-      <w:r>
-        <w:t xml:space="preserve">.</w:t>
-      </w:r>
-    </w:p>
-    <w:p>
-      <w:r>
-        <w:t xml:space="preserve">4.3. </w:t>
-      </w:r>
-      <w:r>
-        <w:t xml:space="preserve">Стороны освобождаются от ответственности при наступлении обстоятельств непреодолимой силы, если они прямо повлияли на исполнение обязательств.</w:t>
-      </w:r>
-    </w:p>
-    <w:p>
-      <w:r>
-        <w:t xml:space="preserve">4.4. </w:t>
-      </w:r>
-      <w:r>
-        <w:t xml:space="preserve">Сторона, для которой создалась невозможность исполнения, обязана уведомить другую Сторону. Срок уведомления — </w:t>
-      </w:r>
-      <w:r>
-        <w:t xml:space="preserve">не позднее 02.01.2026</w:t>
-      </w:r>
-      <w:r>
-        <w:t xml:space="preserve">.</w:t>
-      </w:r>
-    </w:p>
-    <w:p>
-      <w:r>
-        <w:t xml:space="preserve">4.5. </w:t>
-      </w:r>
-      <w:r>
-        <w:t xml:space="preserve">Все споры и разногласия решаются путём переговоров. Претензионный порядок обязателен, срок ответа на претензию — </w:t>
-      </w:r>
-      <w:r>
-        <w:t xml:space="preserve">в течение 10 дней с даты подписания Сторонами акта сдачи-приемки оказанных услуг</w:t>
-      </w:r>
-      <w:r>
-        <w:t xml:space="preserve">.</w:t>
-      </w:r>
-    </w:p>
-    <w:p/>
-    <w:p/>
-    <w:p/>
-    <w:p>
-      <w:r>
-        <w:rPr>
-          <w:b/>
-        </w:rPr>
-        <w:t xml:space="preserve">9. КОНТРОЛЬНЫЕ ВЕЛИЧИНЫ</w:t>
-      </w:r>
-    </w:p>
-    <w:p>
-      <w:r>
-        <w:t xml:space="preserve">9.1. Контрольная запись: </w:t>
-      </w:r>
-      <w:r>
-        <w:rPr>
-          <w:b/>
-        </w:rPr>
-        <w:t xml:space="preserve">104</w:t>
-      </w:r>
-      <w:r>
-        <w:t xml:space="preserve">0000 руб. 0 коп.</w:t>
-      </w:r>
-      <w:r>
-        <w:t xml:space="preserve">.</w:t>
-      </w:r>
-    </w:p>
-    <w:p>
-      <w:r>
-        <w:t xml:space="preserve">9.2. Контрольная запись: </w:t>
-      </w:r>
-      <w:r>
-        <w:rPr>
-          <w:b/>
-        </w:rPr>
-        <w:t xml:space="preserve">1/3</w:t>
-      </w:r>
-      <w:r>
-        <w:t xml:space="preserve">00 ключевой ставки ЦБ РФ годовых</w:t>
-      </w:r>
-      <w:r>
-        <w:t xml:space="preserve">.</w:t>
-      </w:r>
-    </w:p>
-    <w:p>
-      <w:r>
-        <w:t xml:space="preserve">9.3. Контрольная запись: </w:t>
-      </w:r>
-      <w:r>
-        <w:rPr>
-          <w:b/>
-        </w:rPr>
-        <w:t xml:space="preserve">не позднее 17.03.20</w:t>
-      </w:r>
-      <w:r>
-        <w:t xml:space="preserve">25</w:t>
-      </w:r>
-      <w:r>
-        <w:t xml:space="preserve">.</w:t>
-      </w:r>
-    </w:p>
-    <w:p>
-      <w:r>
-        <w:t xml:space="preserve">9.4. Контрольная запись (таблица):</w:t>
+    <w:p>
+      <w:r>
+        <w:t xml:space="preserve">2.9. </w:t>
+      </w:r>
+      <w:r>
+        <w:t xml:space="preserve">Платёж по налогу перечисляется на код бюджетной классификации </w:t>
+      </w:r>
+      <w:r>
+        <w:t xml:space="preserve">182 101 010 110 110 001 10</w:t>
+      </w:r>
+      <w:r>
+        <w:t xml:space="preserve">, получатель — территориальный орган Федерального казначейства.</w:t>
+      </w:r>
+    </w:p>
+    <w:p>
+      <w:r>
+        <w:t xml:space="preserve">2.10. </w:t>
+      </w:r>
+      <w:r>
+        <w:t xml:space="preserve">Полномочия подтверждаются свидетельством о рождении, выдано </w:t>
+      </w:r>
+      <w:r>
+        <w:t xml:space="preserve">08.05.2016</w:t>
+      </w:r>
+      <w:r>
+        <w:t xml:space="preserve"> отделом ЗАГС.</w:t>
       </w:r>
     </w:p>
     <w:tbl>
@@ -742,7 +582,7 @@
           </w:tcPr>
           <w:p>
             <w:r>
-              <w:t xml:space="preserve">12</w:t>
+              <w:t xml:space="preserve">6</w:t>
             </w:r>
           </w:p>
         </w:tc>
@@ -752,7 +592,7 @@
           </w:tcPr>
           <w:p>
             <w:r>
-              <w:t xml:space="preserve">182/526-сс</w:t>
+              <w:t xml:space="preserve">РУБ.</w:t>
             </w:r>
           </w:p>
         </w:tc>
@@ -760,53 +600,212 @@
     </w:tbl>
     <w:p>
       <w:r>
-        <w:t xml:space="preserve">9.5. Цена по протоколу разногласий: </w:t>
-      </w:r>
-      <w:r>
-        <w:t xml:space="preserve">9 500 000</w:t>
-      </w:r>
-      <w:r>
-        <w:t xml:space="preserve">, а прописью: </w:t>
-      </w:r>
-      <w:r>
-        <w:t xml:space="preserve">девять пятьсот тысяч рублей</w:t>
-      </w:r>
-      <w:r>
-        <w:t xml:space="preserve">.</w:t>
-      </w:r>
-    </w:p>
-    <w:p/>
-    <w:p/>
-    <w:p>
-      <w:r>
-        <w:rPr>
-          <w:b/>
-        </w:rPr>
-        <w:t xml:space="preserve">11. УСЛОВИЯ, ОФОРМЛЕННЫЕ СРЕДСТВАМИ РЕДАКТОРА</w:t>
-      </w:r>
-    </w:p>
-    <w:p>
-      <w:r>
-        <w:t xml:space="preserve">11.1. Ответственный (умный тег): </w:t>
-      </w:r>
-      <w:smartTag w:uri="urn:schemas-microsoft-com:office:smarttags" w:element="PersonName">
-        <w:r>
-          <w:t xml:space="preserve">Титова Мария Михайловна</w:t>
-        </w:r>
-      </w:smartTag>
-      <w:r>
-        <w:t xml:space="preserve">.</w:t>
-      </w:r>
-    </w:p>
-    <w:p>
-      <w:r>
-        <w:rPr>
-          <w:b/>
-        </w:rPr>
-        <w:t xml:space="preserve">РЕКВИЗИТЫ И ПОДПИСИ СТОРОН</w:t>
-      </w:r>
-    </w:p>
-    <w:p/>
+        <w:t xml:space="preserve">2.11. </w:t>
+      </w:r>
+      <w:r>
+        <w:t xml:space="preserve">Поставке подлежит насос модели </w:t>
+      </w:r>
+      <w:r>
+        <w:t xml:space="preserve">ЭЦВ-6-10-80h</w:t>
+      </w:r>
+      <w:r>
+        <w:t xml:space="preserve"> и кабель марки </w:t>
+      </w:r>
+      <w:r>
+        <w:t xml:space="preserve">ВВГнг(А)-LSt</w:t>
+      </w:r>
+      <w:r>
+        <w:t xml:space="preserve">.</w:t>
+      </w:r>
+    </w:p>
+    <w:p/>
+    <w:p>
+      <w:r>
+        <w:rPr>
+          <w:b/>
+        </w:rPr>
+        <w:t xml:space="preserve">3. МЕСТО И СРОКИ ИСПОЛНЕНИЯ</w:t>
+      </w:r>
+    </w:p>
+    <w:p>
+      <w:r>
+        <w:t xml:space="preserve">3.1. Место исполнения обязательств: </w:t>
+      </w:r>
+      <w:r>
+        <w:t xml:space="preserve">420111, г. Казань, ш. Садовая, д. 23, кв. 66</w:t>
+      </w:r>
+      <w:r>
+        <w:t xml:space="preserve">.</w:t>
+      </w:r>
+    </w:p>
+    <w:p>
+      <w:r>
+        <w:t xml:space="preserve">3.2. Уведомления направляются </w:t>
+      </w:r>
+      <w:r>
+        <w:t xml:space="preserve">Никитиной Светлане Сергеевне</w:t>
+      </w:r>
+      <w:r>
+        <w:t xml:space="preserve"> по телефону </w:t>
+      </w:r>
+      <w:r>
+        <w:t xml:space="preserve">+7 (383) 339-90-14</w:t>
+      </w:r>
+      <w:r>
+        <w:t xml:space="preserve">.</w:t>
+      </w:r>
+    </w:p>
+    <w:p>
+      <w:r>
+        <w:t xml:space="preserve">3.3. Срок исполнения обязательств — </w:t>
+      </w:r>
+      <w:r>
+        <w:t xml:space="preserve">в течение 3 (Трёх) банковских дней с момента заключения контракта</w:t>
+      </w:r>
+      <w:r>
+        <w:t xml:space="preserve">.</w:t>
+      </w:r>
+    </w:p>
+    <w:p/>
+    <w:p>
+      <w:r>
+        <w:rPr>
+          <w:b/>
+        </w:rPr>
+        <w:t xml:space="preserve">4. ПРОЧИЕ УСЛОВИЯ</w:t>
+      </w:r>
+    </w:p>
+    <w:p>
+      <w:r>
+        <w:t xml:space="preserve">4.1. </w:t>
+      </w:r>
+      <w:r>
+        <w:t xml:space="preserve">Стороны несут ответственность за неисполнение или ненадлежащее исполнение обязательств в соответствии с законодательством Российской Федерации.</w:t>
+      </w:r>
+    </w:p>
+    <w:p>
+      <w:r>
+        <w:t xml:space="preserve">4.2. </w:t>
+      </w:r>
+      <w:r>
+        <w:t xml:space="preserve">Размер неустойки за нарушение сроков оплаты: </w:t>
+      </w:r>
+      <w:r>
+        <w:t xml:space="preserve">10 (десять) процентов за каждый день просрочки</w:t>
+      </w:r>
+      <w:r>
+        <w:t xml:space="preserve">. Предельный размер ответственности: </w:t>
+      </w:r>
+      <w:r>
+        <w:t xml:space="preserve">9% от стоимости неоплаченных работ</w:t>
+      </w:r>
+      <w:r>
+        <w:t xml:space="preserve">.</w:t>
+      </w:r>
+    </w:p>
+    <w:p>
+      <w:r>
+        <w:t xml:space="preserve">4.3. </w:t>
+      </w:r>
+      <w:r>
+        <w:t xml:space="preserve">Стороны освобождаются от ответственности при наступлении обстоятельств непреодолимой силы, если они прямо повлияли на исполнение обязательств.</w:t>
+      </w:r>
+    </w:p>
+    <w:p>
+      <w:r>
+        <w:t xml:space="preserve">4.4. </w:t>
+      </w:r>
+      <w:r>
+        <w:t xml:space="preserve">Сторона, для которой создалась невозможность исполнения, обязана уведомить другую Сторону. Срок уведомления — </w:t>
+      </w:r>
+      <w:r>
+        <w:t xml:space="preserve">не позднее 03.06.2026</w:t>
+      </w:r>
+      <w:r>
+        <w:t xml:space="preserve">.</w:t>
+      </w:r>
+    </w:p>
+    <w:p>
+      <w:r>
+        <w:t xml:space="preserve">4.5. </w:t>
+      </w:r>
+      <w:r>
+        <w:t xml:space="preserve">Все споры и разногласия решаются путём переговоров. Претензионный порядок обязателен, срок ответа на претензию — </w:t>
+      </w:r>
+      <w:r>
+        <w:t xml:space="preserve">в течение 5 дней с даты подписания Сторонами акта сдачи-приемки оказанных услуг</w:t>
+      </w:r>
+      <w:r>
+        <w:t xml:space="preserve">.</w:t>
+      </w:r>
+    </w:p>
+    <w:p/>
+    <w:p/>
+    <w:p/>
+    <w:p>
+      <w:r>
+        <w:rPr>
+          <w:b/>
+        </w:rPr>
+        <w:t xml:space="preserve">9. КОНТРОЛЬНЫЕ ВЕЛИЧИНЫ</w:t>
+      </w:r>
+    </w:p>
+    <w:p>
+      <w:r>
+        <w:t xml:space="preserve">9.1. Контрольная запись: </w:t>
+      </w:r>
+      <w:r>
+        <w:rPr>
+          <w:b/>
+        </w:rPr>
+        <w:t xml:space="preserve">921</w:t>
+      </w:r>
+      <w:r>
+        <w:t xml:space="preserve">000 руб. 5 коп.</w:t>
+      </w:r>
+      <w:r>
+        <w:t xml:space="preserve">.</w:t>
+      </w:r>
+    </w:p>
+    <w:p>
+      <w:r>
+        <w:t xml:space="preserve">9.2. Контрольная запись: </w:t>
+      </w:r>
+      <w:r>
+        <w:rPr>
+          <w:b/>
+        </w:rPr>
+        <w:t xml:space="preserve">1/3</w:t>
+      </w:r>
+      <w:r>
+        <w:t xml:space="preserve">00 ключевой ставки ЦБ РФ годовых</w:t>
+      </w:r>
+      <w:r>
+        <w:t xml:space="preserve">.</w:t>
+      </w:r>
+    </w:p>
+    <w:p>
+      <w:r>
+        <w:t xml:space="preserve">9.3. Контрольная запись: </w:t>
+      </w:r>
+      <w:r>
+        <w:rPr>
+          <w:b/>
+        </w:rPr>
+        <w:t xml:space="preserve">не позднее 01.09.20</w:t>
+      </w:r>
+      <w:r>
+        <w:t xml:space="preserve">26</w:t>
+      </w:r>
+      <w:r>
+        <w:t xml:space="preserve">.</w:t>
+      </w:r>
+    </w:p>
+    <w:p>
+      <w:r>
+        <w:t xml:space="preserve">9.4. Контрольная запись (таблица):</w:t>
+      </w:r>
+    </w:p>
     <w:tbl>
       <w:tblPr>
         <w:tblW w:w="9360" w:type="dxa"/>
@@ -830,87 +829,7 @@
           </w:tcPr>
           <w:p>
             <w:r>
-              <w:rPr>
-                <w:b/>
-              </w:rPr>
-              <w:t xml:space="preserve">Займодавец:</w:t>
-            </w:r>
-          </w:p>
-          <w:p>
-            <w:r>
-              <w:t xml:space="preserve">Смирнова Людмила Олеговна</w:t>
-            </w:r>
-          </w:p>
-          <w:p>
-            <w:r>
-              <w:t xml:space="preserve">Дата рождения: </w:t>
-            </w:r>
-            <w:r>
-              <w:t xml:space="preserve">22.08.1982</w:t>
-            </w:r>
-          </w:p>
-          <w:p>
-            <w:r>
-              <w:t xml:space="preserve">Адрес регистрации: </w:t>
-            </w:r>
-            <w:r>
-              <w:t xml:space="preserve">420111, г. Казань, ш. Победы, д. 79, кв. 170</w:t>
-            </w:r>
-          </w:p>
-          <w:p>
-            <w:r>
-              <w:t xml:space="preserve">Паспорт </w:t>
-            </w:r>
-            <w:r>
-              <w:t xml:space="preserve">89 22 533582</w:t>
-            </w:r>
-            <w:r>
-              <w:t xml:space="preserve">, выдан ОВД «Тропарёво» г. Москвы 14.02.2017</w:t>
-            </w:r>
-            <w:r>
-              <w:t xml:space="preserve">, код подразделения </w:t>
-            </w:r>
-            <w:r>
-              <w:t xml:space="preserve">311-032</w:t>
-            </w:r>
-          </w:p>
-          <w:p>
-            <w:r>
-              <w:t xml:space="preserve">СНИЛС </w:t>
-            </w:r>
-            <w:r>
-              <w:t xml:space="preserve">020-221-856 82</w:t>
-            </w:r>
-            <w:r>
-              <w:t xml:space="preserve"> ИНН </w:t>
-            </w:r>
-            <w:r>
-              <w:t xml:space="preserve">335029518306</w:t>
-            </w:r>
-          </w:p>
-          <w:p>
-            <w:r>
-              <w:t xml:space="preserve">Тел.: </w:t>
-            </w:r>
-            <w:r>
-              <w:t xml:space="preserve">+7 (499) 723-62-19</w:t>
-            </w:r>
-          </w:p>
-          <w:p>
-            <w:r>
-              <w:t xml:space="preserve">E-mail: </w:t>
-            </w:r>
-            <w:r>
-              <w:t xml:space="preserve">smirnova@bk.ru</w:t>
-            </w:r>
-          </w:p>
-          <w:p/>
-          <w:p>
-            <w:r>
-              <w:t xml:space="preserve">______________ </w:t>
-            </w:r>
-            <w:r>
-              <w:t xml:space="preserve">Смирнова Л. О.</w:t>
+              <w:t xml:space="preserve">69</w:t>
             </w:r>
           </w:p>
         </w:tc>
@@ -920,6 +839,174 @@
           </w:tcPr>
           <w:p>
             <w:r>
+              <w:t xml:space="preserve">092/670-сс</w:t>
+            </w:r>
+          </w:p>
+        </w:tc>
+      </w:tr>
+    </w:tbl>
+    <w:p>
+      <w:r>
+        <w:t xml:space="preserve">9.5. Цена по протоколу разногласий: </w:t>
+      </w:r>
+      <w:r>
+        <w:t xml:space="preserve">9 200 000</w:t>
+      </w:r>
+      <w:r>
+        <w:t xml:space="preserve">, а прописью: </w:t>
+      </w:r>
+      <w:r>
+        <w:t xml:space="preserve">девять двести тысяч рублей</w:t>
+      </w:r>
+      <w:r>
+        <w:t xml:space="preserve">.</w:t>
+      </w:r>
+    </w:p>
+    <w:p/>
+    <w:p/>
+    <w:p>
+      <w:r>
+        <w:rPr>
+          <w:b/>
+        </w:rPr>
+        <w:t xml:space="preserve">11. УСЛОВИЯ, ОФОРМЛЕННЫЕ СРЕДСТВАМИ РЕДАКТОРА</w:t>
+      </w:r>
+    </w:p>
+    <w:p>
+      <w:r>
+        <w:t xml:space="preserve">11.1. Ответственный (умный тег): </w:t>
+      </w:r>
+      <w:smartTag w:uri="urn:schemas-microsoft-com:office:smarttags" w:element="PersonName">
+        <w:r>
+          <w:t xml:space="preserve">Лебедева Людмила Дмитриевна</w:t>
+        </w:r>
+      </w:smartTag>
+      <w:r>
+        <w:t xml:space="preserve">.</w:t>
+      </w:r>
+    </w:p>
+    <w:p>
+      <w:r>
+        <w:rPr>
+          <w:b/>
+        </w:rPr>
+        <w:t xml:space="preserve">РЕКВИЗИТЫ И ПОДПИСИ СТОРОН</w:t>
+      </w:r>
+    </w:p>
+    <w:p/>
+    <w:tbl>
+      <w:tblPr>
+        <w:tblW w:w="9360" w:type="dxa"/>
+        <w:tblBorders>
+          <w:top w:val="single" w:sz="4" w:color="auto"/>
+          <w:left w:val="single" w:sz="4" w:color="auto"/>
+          <w:bottom w:val="single" w:sz="4" w:color="auto"/>
+          <w:right w:val="single" w:sz="4" w:color="auto"/>
+          <w:insideH w:val="single" w:sz="4" w:color="auto"/>
+          <w:insideV w:val="single" w:sz="4" w:color="auto"/>
+        </w:tblBorders>
+      </w:tblPr>
+      <w:tblGrid>
+        <w:gridCol w:w="4680"/>
+        <w:gridCol w:w="4680"/>
+      </w:tblGrid>
+      <w:tr>
+        <w:tc>
+          <w:tcPr>
+            <w:tcW w:w="4680" w:type="dxa"/>
+          </w:tcPr>
+          <w:p>
+            <w:r>
+              <w:rPr>
+                <w:b/>
+              </w:rPr>
+              <w:t xml:space="preserve">Займодавец:</w:t>
+            </w:r>
+          </w:p>
+          <w:p>
+            <w:r>
+              <w:t xml:space="preserve">Смирнова Людмила Олеговна</w:t>
+            </w:r>
+          </w:p>
+          <w:p>
+            <w:r>
+              <w:t xml:space="preserve">Дата рождения: </w:t>
+            </w:r>
+            <w:r>
+              <w:t xml:space="preserve">22.08.1982</w:t>
+            </w:r>
+          </w:p>
+          <w:p>
+            <w:r>
+              <w:t xml:space="preserve">Адрес регистрации: </w:t>
+            </w:r>
+            <w:r>
+              <w:t xml:space="preserve">603000, г. Нижний Новгород, наб. Кутузовский, д. 31, кв. 156</w:t>
+            </w:r>
+          </w:p>
+          <w:p>
+            <w:r>
+              <w:t xml:space="preserve">Паспорт </w:t>
+            </w:r>
+            <w:r>
+              <w:t xml:space="preserve">89 22 533582</w:t>
+            </w:r>
+            <w:r>
+              <w:t xml:space="preserve">, выдан ОВД «Тропарёво» г. Москвы 14.02.2017</w:t>
+            </w:r>
+            <w:r>
+              <w:t xml:space="preserve">, код подразделения </w:t>
+            </w:r>
+            <w:r>
+              <w:t xml:space="preserve">311-032</w:t>
+            </w:r>
+          </w:p>
+          <w:p>
+            <w:r>
+              <w:t xml:space="preserve">СНИЛС </w:t>
+            </w:r>
+            <w:r>
+              <w:t xml:space="preserve">020-221-856 82</w:t>
+            </w:r>
+            <w:r>
+              <w:t xml:space="preserve"> ИНН </w:t>
+            </w:r>
+            <w:r>
+              <w:t xml:space="preserve">335029518306</w:t>
+            </w:r>
+          </w:p>
+          <w:p>
+            <w:r>
+              <w:t xml:space="preserve">Тел.: </w:t>
+            </w:r>
+            <w:r>
+              <w:t xml:space="preserve">+7 (843) 172-82-80</w:t>
+            </w:r>
+          </w:p>
+          <w:p>
+            <w:r>
+              <w:t xml:space="preserve">E-mail: </w:t>
+            </w:r>
+            <w:r>
+              <w:t xml:space="preserve">smirnova@list.ru</w:t>
+            </w:r>
+          </w:p>
+          <w:p/>
+          <w:p>
+            <w:r>
+              <w:t xml:space="preserve">______________ </w:t>
+            </w:r>
+            <w:r>
+              <w:t xml:space="preserve">Смирнова Л. О.</w:t>
+            </w:r>
+          </w:p>
+        </w:tc>
+        <w:tc>
+          <w:tcPr>
+            <w:tcW w:w="4680" w:type="dxa"/>
+          </w:tcPr>
+          <w:p>
+            <w:r>
               <w:rPr>
                 <w:b/>
               </w:rPr>
@@ -944,7 +1031,7 @@
               <w:t xml:space="preserve">Адрес регистрации: </w:t>
             </w:r>
             <w:r>
-              <w:t xml:space="preserve">443010, г. Самара, пер. Заречная, д. 66, кв. 8</w:t>
+              <w:t xml:space="preserve">141400, г. Химки, ул. Полевая, д. 87, кв. 160</w:t>
             </w:r>
           </w:p>
           <w:p>
@@ -983,7 +1070,7 @@
               <w:t xml:space="preserve">Тел.: </w:t>
             </w:r>
             <w:r>
-              <w:t xml:space="preserve">+7 (846) 738-55-66</w:t>
+              <w:t xml:space="preserve">+7 (812) 971-66-37</w:t>
             </w:r>
           </w:p>
           <w:p>

--- a/tests/corpus_v2/docs/cx_loan_0005.docx
+++ b/tests/corpus_v2/docs/cx_loan_0005.docx
@@ -148,7 +148,7 @@
         <w:t xml:space="preserve">Сумма займа: </w:t>
       </w:r>
       <w:r>
-        <w:t xml:space="preserve">не менее 35 600 000 (Тридцати пяти миллионов шестисот тысяч) руб. 00 копеек</w:t>
+        <w:t xml:space="preserve">не менее 257 000 (Двухсот пятидесяти семи тысяч) руб. 00 копеек</w:t>
       </w:r>
       <w:r>
         <w:t xml:space="preserve">, НДС не облагается</w:t>
@@ -189,6 +189,101 @@
       </w:r>
       <w:r>
         <w:t xml:space="preserve"> согласуется Сторонами дополнительно.</w:t>
+      </w:r>
+    </w:p>
+    <w:p>
+      <w:r>
+        <w:t xml:space="preserve">1.5. </w:t>
+      </w:r>
+      <w:r>
+        <w:t xml:space="preserve">Отгрузка оформляется товарной накладной № </w:t>
+      </w:r>
+      <w:r>
+        <w:t xml:space="preserve">047346090</w:t>
+      </w:r>
+      <w:r>
+        <w:t xml:space="preserve">. Позиция учитывается в каталоге поставщика под номером </w:t>
+      </w:r>
+      <w:r>
+        <w:t xml:space="preserve">046099732</w:t>
+      </w:r>
+      <w:r>
+        <w:t xml:space="preserve">. Заводской номер насоса — </w:t>
+      </w:r>
+      <w:r>
+        <w:t xml:space="preserve">041670735</w:t>
+      </w:r>
+      <w:r>
+        <w:t xml:space="preserve">.</w:t>
+      </w:r>
+    </w:p>
+    <w:p>
+      <w:r>
+        <w:t xml:space="preserve">1.6. </w:t>
+      </w:r>
+      <w:r>
+        <w:t xml:space="preserve">Финансирование ведётся по коду целевых средств </w:t>
+      </w:r>
+      <w:r>
+        <w:t xml:space="preserve">045483394</w:t>
+      </w:r>
+      <w:r>
+        <w:t xml:space="preserve"> согласно приказу Минфина России № 157н. </w:t>
+      </w:r>
+      <w:r>
+        <w:t xml:space="preserve">БИК банка Стороны в настоящем разделе не приводится; номер заявки на открытие счёта — </w:t>
+      </w:r>
+      <w:r>
+        <w:t xml:space="preserve">044690442</w:t>
+      </w:r>
+      <w:r>
+        <w:t xml:space="preserve">.</w:t>
+      </w:r>
+    </w:p>
+    <w:p>
+      <w:r>
+        <w:t xml:space="preserve">1.7. </w:t>
+      </w:r>
+      <w:r>
+        <w:t xml:space="preserve">Учёт потребления ведётся по лицевому счёту </w:t>
+      </w:r>
+      <w:r>
+        <w:t xml:space="preserve">80118763418</w:t>
+      </w:r>
+      <w:r>
+        <w:t xml:space="preserve">. Приложение учтено за номером </w:t>
+      </w:r>
+      <w:r>
+        <w:t xml:space="preserve">89966178371</w:t>
+      </w:r>
+      <w:r>
+        <w:t xml:space="preserve">. Заводской номер прибора учёта — </w:t>
+      </w:r>
+      <w:r>
+        <w:t xml:space="preserve">87245078143</w:t>
+      </w:r>
+      <w:r>
+        <w:t xml:space="preserve">.</w:t>
+      </w:r>
+    </w:p>
+    <w:p>
+      <w:r>
+        <w:t xml:space="preserve">1.8. </w:t>
+      </w:r>
+      <w:r>
+        <w:t xml:space="preserve">Регистрационная запись в реестре — </w:t>
+      </w:r>
+      <w:r>
+        <w:t xml:space="preserve">83384470277</w:t>
+      </w:r>
+      <w:r>
+        <w:t xml:space="preserve">, как предусмотрено пунктом 2 статьи 434 Гражданского кодекса Российской Федерации. Уведомление о регистрации имеет исходящий № </w:t>
+      </w:r>
+      <w:r>
+        <w:t xml:space="preserve">85784639522</w:t>
+      </w:r>
+      <w:r>
+        <w:t xml:space="preserve">.</w:t>
       </w:r>
     </w:p>
     <w:p/>
@@ -205,7 +300,7 @@
         <w:t xml:space="preserve">2.1. Общая цена Договора: </w:t>
       </w:r>
       <w:r>
-        <w:t xml:space="preserve">Один миллион четыреста тысяч два рубля</w:t>
+        <w:t xml:space="preserve">Шесть миллионов семьсот тысяч два рубля</w:t>
       </w:r>
       <w:r>
         <w:t xml:space="preserve">, </w:t>
@@ -233,7 +328,7 @@
         <w:t xml:space="preserve">2.3. Срок оплаты — </w:t>
       </w:r>
       <w:r>
-        <w:t xml:space="preserve">в течение трех банковских дней со дня предъявления требования</w:t>
+        <w:t xml:space="preserve">в течение сорока пяти банковских дней со дня предъявления требования</w:t>
       </w:r>
       <w:r>
         <w:t xml:space="preserve">.</w:t>
@@ -264,7 +359,7 @@
         <w:t xml:space="preserve">, артикул </w:t>
       </w:r>
       <w:r>
-        <w:t xml:space="preserve">RM-2631-97</w:t>
+        <w:t xml:space="preserve">RM-1500-86</w:t>
       </w:r>
       <w:r>
         <w:t xml:space="preserve">, код </w:t>
@@ -324,49 +419,49 @@
         <w:t xml:space="preserve">. Товар отгружается с сопроводительным документом паспорт качества № </w:t>
       </w:r>
       <w:r>
-        <w:t xml:space="preserve">42 19 219559</w:t>
+        <w:t xml:space="preserve">50 17 091888</w:t>
       </w:r>
       <w:r>
         <w:t xml:space="preserve">. К партии приложен паспорт изделия № </w:t>
       </w:r>
       <w:r>
-        <w:t xml:space="preserve">36 17 028995</w:t>
+        <w:t xml:space="preserve">14 12 971629</w:t>
       </w:r>
       <w:r>
         <w:t xml:space="preserve">. Оборудование поставляется с паспортом транспортного средства № </w:t>
       </w:r>
       <w:r>
-        <w:t xml:space="preserve">26 23 335998</w:t>
+        <w:t xml:space="preserve">45 01 925736</w:t>
       </w:r>
       <w:r>
         <w:t xml:space="preserve">. Приёмка производится согласно техническому паспорту </w:t>
       </w:r>
       <w:r>
-        <w:t xml:space="preserve">87 17 720242</w:t>
+        <w:t xml:space="preserve">85 17 181863</w:t>
       </w:r>
       <w:r>
         <w:t xml:space="preserve">. СНИЛС не указан, номер заказа </w:t>
       </w:r>
       <w:r>
-        <w:t xml:space="preserve">504-620-807 04</w:t>
+        <w:t xml:space="preserve">101-395-318 86</w:t>
       </w:r>
       <w:r>
         <w:t xml:space="preserve">. Дата рождения не проставлена, документ выдан </w:t>
       </w:r>
       <w:r>
-        <w:t xml:space="preserve">26.01.2021</w:t>
+        <w:t xml:space="preserve">04.12.2017</w:t>
       </w:r>
       <w:r>
         <w:t xml:space="preserve">. Код подразделения, см. артикул </w:t>
       </w:r>
       <w:r>
-        <w:t xml:space="preserve">768-242</w:t>
+        <w:t xml:space="preserve">413-645</w:t>
       </w:r>
       <w:r>
         <w:t xml:space="preserve">. Цена — </w:t>
       </w:r>
       <w:r>
-        <w:t xml:space="preserve">85 300 000,84 (восемьдесят пять миллионов триста тысяч) ₽</w:t>
+        <w:t xml:space="preserve">9 310 000,67 (девять миллионов триста десять тысяч) ₽</w:t>
       </w:r>
       <w:r>
         <w:t xml:space="preserve">, в т.ч. НДС </w:t>
@@ -386,25 +481,25 @@
         <w:t xml:space="preserve">Товар маркирован штрихкодом </w:t>
       </w:r>
       <w:r>
-        <w:t xml:space="preserve">4608086693302</w:t>
+        <w:t xml:space="preserve">4609178912039</w:t>
       </w:r>
       <w:r>
         <w:t xml:space="preserve">. Код контрагента по ОКПО — </w:t>
       </w:r>
       <w:r>
-        <w:t xml:space="preserve">2507245415</w:t>
+        <w:t xml:space="preserve">8570632166</w:t>
       </w:r>
       <w:r>
         <w:t xml:space="preserve">. Оборудование учтено под инвентарным номером </w:t>
       </w:r>
       <w:r>
-        <w:t xml:space="preserve">040524338</w:t>
+        <w:t xml:space="preserve">042170570</w:t>
       </w:r>
       <w:r>
         <w:t xml:space="preserve">, складской позиции присвоен номер </w:t>
       </w:r>
       <w:r>
-        <w:t xml:space="preserve">025371946</w:t>
+        <w:t xml:space="preserve">325970597</w:t>
       </w:r>
       <w:r>
         <w:t xml:space="preserve">.</w:t>
@@ -418,19 +513,19 @@
         <w:t xml:space="preserve">Оплата по счёту-фактуре на КБК </w:t>
       </w:r>
       <w:r>
-        <w:t xml:space="preserve">18210101011011000137</w:t>
+        <w:t xml:space="preserve">18210101011011000133</w:t>
       </w:r>
       <w:r>
         <w:t xml:space="preserve">. ИНН не присвоен, регистрационный № </w:t>
       </w:r>
       <w:r>
-        <w:t xml:space="preserve">2168517447</w:t>
+        <w:t xml:space="preserve">5876721329</w:t>
       </w:r>
       <w:r>
         <w:t xml:space="preserve">. ИНН не присвоен, платёжный документ № </w:t>
       </w:r>
       <w:r>
-        <w:t xml:space="preserve">606868091279</w:t>
+        <w:t xml:space="preserve">808383490358</w:t>
       </w:r>
       <w:r>
         <w:t xml:space="preserve">. Заказчик действует в лице </w:t>
@@ -456,7 +551,7 @@
         <w:t xml:space="preserve">. Товар подлежит хранению </w:t>
       </w:r>
       <w:r>
-        <w:t xml:space="preserve">в течение 48 часов</w:t>
+        <w:t xml:space="preserve">в течение 12 часов</w:t>
       </w:r>
       <w:r>
         <w:t xml:space="preserve"> при температуре не выше +4 °C. Срок исковой давности по требованиям, вытекающим из Договора, составляет </w:t>
@@ -525,7 +620,7 @@
           </w:tcPr>
           <w:p>
             <w:r>
-              <w:t xml:space="preserve">7991489032</w:t>
+              <w:t xml:space="preserve">7546639619</w:t>
             </w:r>
           </w:p>
         </w:tc>
@@ -553,7 +648,7 @@
         <w:t xml:space="preserve">Полномочия подтверждаются свидетельством о рождении, выдано </w:t>
       </w:r>
       <w:r>
-        <w:t xml:space="preserve">08.05.2016</w:t>
+        <w:t xml:space="preserve">08.04.2021</w:t>
       </w:r>
       <w:r>
         <w:t xml:space="preserve"> отделом ЗАГС.</w:t>
@@ -582,7 +677,7 @@
           </w:tcPr>
           <w:p>
             <w:r>
-              <w:t xml:space="preserve">6</w:t>
+              <w:t xml:space="preserve">5</w:t>
             </w:r>
           </w:p>
         </w:tc>
@@ -632,7 +727,7 @@
         <w:t xml:space="preserve">3.1. Место исполнения обязательств: </w:t>
       </w:r>
       <w:r>
-        <w:t xml:space="preserve">420111, г. Казань, ш. Садовая, д. 23, кв. 66</w:t>
+        <w:t xml:space="preserve">141300, г. Сергиев Посад, просп. Профсоюзная, д. 40, кв. 101</w:t>
       </w:r>
       <w:r>
         <w:t xml:space="preserve">.</w:t>
@@ -649,7 +744,7 @@
         <w:t xml:space="preserve"> по телефону </w:t>
       </w:r>
       <w:r>
-        <w:t xml:space="preserve">+7 (383) 339-90-14</w:t>
+        <w:t xml:space="preserve">+7 (383) 662-33-65</w:t>
       </w:r>
       <w:r>
         <w:t xml:space="preserve">.</w:t>
@@ -660,7 +755,111 @@
         <w:t xml:space="preserve">3.3. Срок исполнения обязательств — </w:t>
       </w:r>
       <w:r>
-        <w:t xml:space="preserve">в течение 3 (Трёх) банковских дней с момента заключения контракта</w:t>
+        <w:t xml:space="preserve">в течение 14 (Четырнадцати) банковских дней с момента заключения контракта</w:t>
+      </w:r>
+      <w:r>
+        <w:t xml:space="preserve">.</w:t>
+      </w:r>
+    </w:p>
+    <w:p>
+      <w:r>
+        <w:t xml:space="preserve">3.4. </w:t>
+      </w:r>
+      <w:r>
+        <w:t xml:space="preserve">Финансирование ведётся за счёт средств бюджета, КБК </w:t>
+      </w:r>
+      <w:r>
+        <w:t xml:space="preserve">18208808009768732519</w:t>
+      </w:r>
+      <w:r>
+        <w:t xml:space="preserve">. Прибор учёта (счётчик) № </w:t>
+      </w:r>
+      <w:r>
+        <w:t xml:space="preserve">39027242917563216551</w:t>
+      </w:r>
+      <w:r>
+        <w:t xml:space="preserve">.</w:t>
+      </w:r>
+    </w:p>
+    <w:p>
+      <w:r>
+        <w:t xml:space="preserve">3.5. </w:t>
+      </w:r>
+      <w:r>
+        <w:t xml:space="preserve">Счёт на оплату выставляется с уникальным идентификатором начисления </w:t>
+      </w:r>
+      <w:r>
+        <w:t xml:space="preserve">18209914652612934602</w:t>
+      </w:r>
+      <w:r>
+        <w:t xml:space="preserve">. Счёт-проформа зарегистрирован за номером </w:t>
+      </w:r>
+      <w:r>
+        <w:t xml:space="preserve">77582106972023914449</w:t>
+      </w:r>
+      <w:r>
+        <w:t xml:space="preserve">. Очерёдность списания со счёта определяется статьёй 855 Гражданского кодекса Российской Федерации, код вида дохода — </w:t>
+      </w:r>
+      <w:r>
+        <w:t xml:space="preserve">18210622771535622543</w:t>
+      </w:r>
+      <w:r>
+        <w:t xml:space="preserve">.</w:t>
+      </w:r>
+    </w:p>
+    <w:p>
+      <w:r>
+        <w:t xml:space="preserve">3.6. </w:t>
+      </w:r>
+      <w:r>
+        <w:t xml:space="preserve">ИНН иностранному контрагенту не присваивается, номер в торговом реестре </w:t>
+      </w:r>
+      <w:r>
+        <w:t xml:space="preserve">7991489032</w:t>
+      </w:r>
+      <w:r>
+        <w:t xml:space="preserve">. ИНН приводится в приложении; номер спецификации — </w:t>
+      </w:r>
+      <w:r>
+        <w:t xml:space="preserve">5401267867</w:t>
+      </w:r>
+      <w:r>
+        <w:t xml:space="preserve">. В силу статьи 84 Налогового кодекса Российской Федерации ИНН присваивается налоговым органом; номер решения — </w:t>
+      </w:r>
+      <w:r>
+        <w:t xml:space="preserve">1159431358</w:t>
+      </w:r>
+      <w:r>
+        <w:t xml:space="preserve">.</w:t>
+      </w:r>
+    </w:p>
+    <w:p>
+      <w:r>
+        <w:t xml:space="preserve">3.7. </w:t>
+      </w:r>
+      <w:r>
+        <w:t xml:space="preserve">Партии присвоен номер прослеживаемости </w:t>
+      </w:r>
+      <w:r>
+        <w:t xml:space="preserve">9684545016</w:t>
+      </w:r>
+      <w:r>
+        <w:t xml:space="preserve">. Массовая доля примеси в товаре — не более </w:t>
+      </w:r>
+      <w:r>
+        <w:t xml:space="preserve">2,1 %</w:t>
+      </w:r>
+      <w:r>
+        <w:t xml:space="preserve">. Погрешность измерения прибора — не более </w:t>
+      </w:r>
+      <w:r>
+        <w:t xml:space="preserve">0,6 %</w:t>
+      </w:r>
+      <w:r>
+        <w:t xml:space="preserve">. Заводской номер поставляемого станка — </w:t>
+      </w:r>
+      <w:r>
+        <w:t xml:space="preserve">4690865928</w:t>
       </w:r>
       <w:r>
         <w:t xml:space="preserve">.</w:t>
@@ -691,13 +890,13 @@
         <w:t xml:space="preserve">Размер неустойки за нарушение сроков оплаты: </w:t>
       </w:r>
       <w:r>
-        <w:t xml:space="preserve">10 (десять) процентов за каждый день просрочки</w:t>
+        <w:t xml:space="preserve">15 (пятнадцать) процентов за каждый день просрочки</w:t>
       </w:r>
       <w:r>
         <w:t xml:space="preserve">. Предельный размер ответственности: </w:t>
       </w:r>
       <w:r>
-        <w:t xml:space="preserve">9% от стоимости неоплаченных работ</w:t>
+        <w:t xml:space="preserve">12% от стоимости неоплаченных работ</w:t>
       </w:r>
       <w:r>
         <w:t xml:space="preserve">.</w:t>
@@ -719,7 +918,7 @@
         <w:t xml:space="preserve">Сторона, для которой создалась невозможность исполнения, обязана уведомить другую Сторону. Срок уведомления — </w:t>
       </w:r>
       <w:r>
-        <w:t xml:space="preserve">не позднее 03.06.2026</w:t>
+        <w:t xml:space="preserve">не позднее 01.06.2025</w:t>
       </w:r>
       <w:r>
         <w:t xml:space="preserve">.</w:t>
@@ -733,7 +932,125 @@
         <w:t xml:space="preserve">Все споры и разногласия решаются путём переговоров. Претензионный порядок обязателен, срок ответа на претензию — </w:t>
       </w:r>
       <w:r>
-        <w:t xml:space="preserve">в течение 5 дней с даты подписания Сторонами акта сдачи-приемки оказанных услуг</w:t>
+        <w:t xml:space="preserve">в течение 3 дней с даты подписания Сторонами акта сдачи-приемки оказанных услуг</w:t>
+      </w:r>
+      <w:r>
+        <w:t xml:space="preserve">.</w:t>
+      </w:r>
+    </w:p>
+    <w:p>
+      <w:r>
+        <w:t xml:space="preserve">4.6. </w:t>
+      </w:r>
+      <w:r>
+        <w:t xml:space="preserve">ИНН физического лица отсутствует, лицевой счёт абонента </w:t>
+      </w:r>
+      <w:r>
+        <w:t xml:space="preserve">085190242095</w:t>
+      </w:r>
+      <w:r>
+        <w:t xml:space="preserve">. ИНН указан в приложении; номенклатурный код позиции — </w:t>
+      </w:r>
+      <w:r>
+        <w:t xml:space="preserve">186926796097</w:t>
+      </w:r>
+      <w:r>
+        <w:t xml:space="preserve">. ИНН физического лица обрабатывается в порядке статьи 86 Налогового кодекса Российской Федерации; номер запроса — </w:t>
+      </w:r>
+      <w:r>
+        <w:t xml:space="preserve">562712244986</w:t>
+      </w:r>
+      <w:r>
+        <w:t xml:space="preserve">.</w:t>
+      </w:r>
+    </w:p>
+    <w:p>
+      <w:r>
+        <w:t xml:space="preserve">4.7. </w:t>
+      </w:r>
+      <w:r>
+        <w:t xml:space="preserve">Номер товарной накладной на партию — </w:t>
+      </w:r>
+      <w:r>
+        <w:t xml:space="preserve">495224837082</w:t>
+      </w:r>
+      <w:r>
+        <w:t xml:space="preserve">. Модуль учёта имеет заводской номер </w:t>
+      </w:r>
+      <w:r>
+        <w:t xml:space="preserve">586987167049</w:t>
+      </w:r>
+      <w:r>
+        <w:t xml:space="preserve">. Уклон кровли поставляемого сооружения — </w:t>
+      </w:r>
+      <w:r>
+        <w:t xml:space="preserve">9 %</w:t>
+      </w:r>
+      <w:r>
+        <w:t xml:space="preserve">.</w:t>
+      </w:r>
+    </w:p>
+    <w:p>
+      <w:r>
+        <w:t xml:space="preserve">4.8. </w:t>
+      </w:r>
+      <w:r>
+        <w:t xml:space="preserve">Предельная доля иностранного участия в уставном капитале установлена законом и составляет </w:t>
+      </w:r>
+      <w:r>
+        <w:t xml:space="preserve">49 %</w:t>
+      </w:r>
+      <w:r>
+        <w:t xml:space="preserve"> в силу Федерального закона об иностранных инвестициях. В приложении № 3 указана допустимая доля брака — </w:t>
+      </w:r>
+      <w:r>
+        <w:t xml:space="preserve">1,7 %</w:t>
+      </w:r>
+      <w:r>
+        <w:t xml:space="preserve">.</w:t>
+      </w:r>
+    </w:p>
+    <w:p>
+      <w:r>
+        <w:t xml:space="preserve">4.9. </w:t>
+      </w:r>
+      <w:r>
+        <w:t xml:space="preserve">Срок годности товара — </w:t>
+      </w:r>
+      <w:r>
+        <w:t xml:space="preserve">в течение 24 месяцев</w:t>
+      </w:r>
+      <w:r>
+        <w:t xml:space="preserve"> с даты выпуска. Смесь выдерживается </w:t>
+      </w:r>
+      <w:r>
+        <w:t xml:space="preserve">в течение 72 часов</w:t>
+      </w:r>
+      <w:r>
+        <w:t xml:space="preserve"> при температуре не ниже +5 °C.</w:t>
+      </w:r>
+    </w:p>
+    <w:p>
+      <w:r>
+        <w:t xml:space="preserve">4.10. </w:t>
+      </w:r>
+      <w:r>
+        <w:t xml:space="preserve">Требования по качеству работ заявляются </w:t>
+      </w:r>
+      <w:r>
+        <w:t xml:space="preserve">в течение одного года</w:t>
+      </w:r>
+      <w:r>
+        <w:t xml:space="preserve"> по правилам статьи 725 Гражданского кодекса Российской Федерации. Поставщик присутствует на рынке </w:t>
+      </w:r>
+      <w:r>
+        <w:t xml:space="preserve">в течение 18 лет</w:t>
+      </w:r>
+      <w:r>
+        <w:t xml:space="preserve">. Отчётный период оканчивается </w:t>
+      </w:r>
+      <w:r>
+        <w:t xml:space="preserve">не позднее 07.10.2029</w:t>
       </w:r>
       <w:r>
         <w:t xml:space="preserve">.</w:t>
@@ -758,10 +1075,10 @@
         <w:rPr>
           <w:b/>
         </w:rPr>
-        <w:t xml:space="preserve">921</w:t>
-      </w:r>
-      <w:r>
-        <w:t xml:space="preserve">000 руб. 5 коп.</w:t>
+        <w:t xml:space="preserve">8060</w:t>
+      </w:r>
+      <w:r>
+        <w:t xml:space="preserve">0000 руб. 0 коп.</w:t>
       </w:r>
       <w:r>
         <w:t xml:space="preserve">.</w:t>
@@ -792,10 +1109,10 @@
         <w:rPr>
           <w:b/>
         </w:rPr>
-        <w:t xml:space="preserve">не позднее 01.09.20</w:t>
-      </w:r>
-      <w:r>
-        <w:t xml:space="preserve">26</w:t>
+        <w:t xml:space="preserve">не позднее 18.10.20</w:t>
+      </w:r>
+      <w:r>
+        <w:t xml:space="preserve">25</w:t>
       </w:r>
       <w:r>
         <w:t xml:space="preserve">.</w:t>
@@ -829,7 +1146,7 @@
           </w:tcPr>
           <w:p>
             <w:r>
-              <w:t xml:space="preserve">69</w:t>
+              <w:t xml:space="preserve">26</w:t>
             </w:r>
           </w:p>
         </w:tc>
@@ -839,7 +1156,7 @@
           </w:tcPr>
           <w:p>
             <w:r>
-              <w:t xml:space="preserve">092/670-сс</w:t>
+              <w:t xml:space="preserve">530/588-сс</w:t>
             </w:r>
           </w:p>
         </w:tc>
@@ -850,13 +1167,13 @@
         <w:t xml:space="preserve">9.5. Цена по протоколу разногласий: </w:t>
       </w:r>
       <w:r>
-        <w:t xml:space="preserve">9 200 000</w:t>
+        <w:t xml:space="preserve">2 900 000</w:t>
       </w:r>
       <w:r>
         <w:t xml:space="preserve">, а прописью: </w:t>
       </w:r>
       <w:r>
-        <w:t xml:space="preserve">девять двести тысяч рублей</w:t>
+        <w:t xml:space="preserve">два девятьсот тысяч рублей</w:t>
       </w:r>
       <w:r>
         <w:t xml:space="preserve">.</w:t>
@@ -878,7 +1195,7 @@
       </w:r>
       <w:smartTag w:uri="urn:schemas-microsoft-com:office:smarttags" w:element="PersonName">
         <w:r>
-          <w:t xml:space="preserve">Лебедева Людмила Дмитриевна</w:t>
+          <w:t xml:space="preserve">Никитина Екатерина Юрьевна</w:t>
         </w:r>
       </w:smartTag>
       <w:r>
@@ -941,7 +1258,7 @@
               <w:t xml:space="preserve">Адрес регистрации: </w:t>
             </w:r>
             <w:r>
-              <w:t xml:space="preserve">603000, г. Нижний Новгород, наб. Кутузовский, д. 31, кв. 156</w:t>
+              <w:t xml:space="preserve">630099, г. Новосибирск, просп. Лесная, д. 69, кв. 119</w:t>
             </w:r>
           </w:p>
           <w:p>
@@ -980,7 +1297,7 @@
               <w:t xml:space="preserve">Тел.: </w:t>
             </w:r>
             <w:r>
-              <w:t xml:space="preserve">+7 (843) 172-82-80</w:t>
+              <w:t xml:space="preserve">+7 (495) 115-16-30</w:t>
             </w:r>
           </w:p>
           <w:p>
@@ -988,7 +1305,7 @@
               <w:t xml:space="preserve">E-mail: </w:t>
             </w:r>
             <w:r>
-              <w:t xml:space="preserve">smirnova@list.ru</w:t>
+              <w:t xml:space="preserve">smirnova@romashka.ru</w:t>
             </w:r>
           </w:p>
           <w:p/>
@@ -1031,7 +1348,7 @@
               <w:t xml:space="preserve">Адрес регистрации: </w:t>
             </w:r>
             <w:r>
-              <w:t xml:space="preserve">141400, г. Химки, ул. Полевая, д. 87, кв. 160</w:t>
+              <w:t xml:space="preserve">143000, г. Одинцово, бул. Строителей, д. 78, кв. 83</w:t>
             </w:r>
           </w:p>
           <w:p>
@@ -1070,7 +1387,7 @@
               <w:t xml:space="preserve">Тел.: </w:t>
             </w:r>
             <w:r>
-              <w:t xml:space="preserve">+7 (812) 971-66-37</w:t>
+              <w:t xml:space="preserve">+7 (846) 281-15-36</w:t>
             </w:r>
           </w:p>
           <w:p>

--- a/tests/corpus_v2/docs/cx_loan_0005.docx
+++ b/tests/corpus_v2/docs/cx_loan_0005.docx
@@ -1202,6 +1202,37 @@
         <w:t xml:space="preserve">.</w:t>
       </w:r>
     </w:p>
+    <w:p>
+      <w:r>
+        <w:rPr>
+          <w:b/>
+        </w:rPr>
+        <w:t xml:space="preserve">6. ОСОБЫЕ УСЛОВИЯ ОТДЕЛЬНЫХ ВИДОВ ДАННЫХ</w:t>
+      </w:r>
+    </w:p>
+    <w:p>
+      <w:r>
+        <w:t xml:space="preserve">6.1. Полномочия представителя подтверждены доверенностью, реестровый номер </w:t>
+      </w:r>
+      <w:r>
+        <w:t xml:space="preserve">16/89-н/16-2024-3-215</w:t>
+      </w:r>
+      <w:r>
+        <w:t xml:space="preserve">.</w:t>
+      </w:r>
+    </w:p>
+    <w:p>
+      <w:r>
+        <w:t xml:space="preserve">6.2. Для сопоставления в учёте указывается: </w:t>
+      </w:r>
+      <w:r>
+        <w:t xml:space="preserve">кадастровый номер 77:01:0004012:2211</w:t>
+      </w:r>
+      <w:r>
+        <w:t xml:space="preserve">.</w:t>
+      </w:r>
+    </w:p>
+    <w:p/>
     <w:p>
       <w:r>
         <w:rPr>

--- a/tests/corpus_v2/docs/cx_loan_0005.docx
+++ b/tests/corpus_v2/docs/cx_loan_0005.docx
@@ -185,7 +185,7 @@
         <w:t xml:space="preserve">Выдача займа производится траншами; </w:t>
       </w:r>
       <w:r>
-        <w:t xml:space="preserve">количество траншей</w:t>
+        <w:t xml:space="preserve">именной: транш «Имя»</w:t>
       </w:r>
       <w:r>
         <w:t xml:space="preserve"> согласуется Сторонами дополнительно.</w:t>
@@ -339,7 +339,7 @@
         <w:t xml:space="preserve">2.4. Порядок выборки: </w:t>
       </w:r>
       <w:r>
-        <w:t xml:space="preserve">график выдачи траншей</w:t>
+        <w:t xml:space="preserve">первый транш</w:t>
       </w:r>
       <w:r>
         <w:t xml:space="preserve"> определяется приложением к Договору.</w:t>
@@ -1212,21 +1212,87 @@
     </w:p>
     <w:p>
       <w:r>
-        <w:t xml:space="preserve">6.1. Полномочия представителя подтверждены доверенностью, реестровый номер </w:t>
-      </w:r>
-      <w:r>
-        <w:t xml:space="preserve">16/89-н/16-2024-3-215</w:t>
-      </w:r>
-      <w:r>
-        <w:t xml:space="preserve">.</w:t>
-      </w:r>
-    </w:p>
-    <w:p>
-      <w:r>
-        <w:t xml:space="preserve">6.2. Для сопоставления в учёте указывается: </w:t>
-      </w:r>
-      <w:r>
-        <w:t xml:space="preserve">кадастровый номер 77:01:0004012:2211</w:t>
+        <w:t xml:space="preserve">6.1. Работы выполняются на основании ранее заключённого Договора № </w:t>
+      </w:r>
+      <w:r>
+        <w:t xml:space="preserve">17595/001-сс</w:t>
+      </w:r>
+      <w:r>
+        <w:t xml:space="preserve"> между теми же сторонами.</w:t>
+      </w:r>
+    </w:p>
+    <w:p>
+      <w:r>
+        <w:t xml:space="preserve">6.2. Первичные документы: </w:t>
+      </w:r>
+      <w:r>
+        <w:t xml:space="preserve">лицензия Л035-01298-77/00123456 Рособрнадзора</w:t>
+      </w:r>
+      <w:r>
+        <w:t xml:space="preserve">.</w:t>
+      </w:r>
+    </w:p>
+    <w:p>
+      <w:r>
+        <w:t xml:space="preserve">6.3. Запись о лицензии внесена в реестр за регистрационным номером </w:t>
+      </w:r>
+      <w:r>
+        <w:t xml:space="preserve">144625873</w:t>
+      </w:r>
+      <w:r>
+        <w:t xml:space="preserve">.</w:t>
+      </w:r>
+    </w:p>
+    <w:p>
+      <w:r>
+        <w:t xml:space="preserve">6.4. Внутренний учёт ведётся отдельно: </w:t>
+      </w:r>
+      <w:r>
+        <w:t xml:space="preserve">сведения внесены в реестр, номер записи не присвоен</w:t>
+      </w:r>
+      <w:r>
+        <w:t xml:space="preserve">.</w:t>
+      </w:r>
+    </w:p>
+    <w:p>
+      <w:r>
+        <w:t xml:space="preserve">6.5. Полномочия представителя подтверждены доверенностью, реестровый номер </w:t>
+      </w:r>
+      <w:r>
+        <w:t xml:space="preserve">50/121-н/50-2023-4-88</w:t>
+      </w:r>
+      <w:r>
+        <w:t xml:space="preserve">.</w:t>
+      </w:r>
+    </w:p>
+    <w:p>
+      <w:r>
+        <w:t xml:space="preserve">6.6. Для сопоставления в учёте указывается: </w:t>
+      </w:r>
+      <w:r>
+        <w:t xml:space="preserve">пп. 4/5-1 и 7/2-3 Правил страхования</w:t>
+      </w:r>
+      <w:r>
+        <w:t xml:space="preserve">.</w:t>
+      </w:r>
+    </w:p>
+    <w:p>
+      <w:r>
+        <w:t xml:space="preserve">6.7. Решение принято большинством в </w:t>
+      </w:r>
+      <w:r>
+        <w:t xml:space="preserve">25,5 % голосов от общего числа</w:t>
+      </w:r>
+      <w:r>
+        <w:t xml:space="preserve"> от общего числа голосов членов совета директоров.</w:t>
+      </w:r>
+    </w:p>
+    <w:p>
+      <w:r>
+        <w:t xml:space="preserve">6.8. Кворум определяется уставом: </w:t>
+      </w:r>
+      <w:r>
+        <w:t xml:space="preserve">большинством в две трети голосов</w:t>
       </w:r>
       <w:r>
         <w:t xml:space="preserve">.</w:t>

--- a/tests/corpus_v2/docs/cx_loan_0005.docx
+++ b/tests/corpus_v2/docs/cx_loan_0005.docx
@@ -1293,6 +1293,28 @@
       </w:r>
       <w:r>
         <w:t xml:space="preserve">большинством в две трети голосов</w:t>
+      </w:r>
+      <w:r>
+        <w:t xml:space="preserve">.</w:t>
+      </w:r>
+    </w:p>
+    <w:p>
+      <w:r>
+        <w:t xml:space="preserve">6.9. Финансирование предоставляется частями; первым выбирается </w:t>
+      </w:r>
+      <w:r>
+        <w:t xml:space="preserve">транш «Оборотный»</w:t>
+      </w:r>
+      <w:r>
+        <w:t xml:space="preserve"> согласно графику выборки.</w:t>
+      </w:r>
+    </w:p>
+    <w:p>
+      <w:r>
+        <w:t xml:space="preserve">6.10. Порядок дальнейшей выборки: </w:t>
+      </w:r>
+      <w:r>
+        <w:t xml:space="preserve">программа «Со-единение» благотворительного фонда</w:t>
       </w:r>
       <w:r>
         <w:t xml:space="preserve">.</w:t>

--- a/tests/corpus_v2/docs/cx_loan_0005.docx
+++ b/tests/corpus_v2/docs/cx_loan_0005.docx
@@ -185,7 +185,7 @@
         <w:t xml:space="preserve">Выдача займа производится траншами; </w:t>
       </w:r>
       <w:r>
-        <w:t xml:space="preserve">именной: транш «Имя»</w:t>
+        <w:t xml:space="preserve">количество траншей</w:t>
       </w:r>
       <w:r>
         <w:t xml:space="preserve"> согласуется Сторонами дополнительно.</w:t>
@@ -339,7 +339,7 @@
         <w:t xml:space="preserve">2.4. Порядок выборки: </w:t>
       </w:r>
       <w:r>
-        <w:t xml:space="preserve">первый транш</w:t>
+        <w:t xml:space="preserve">график выдачи траншей</w:t>
       </w:r>
       <w:r>
         <w:t xml:space="preserve"> определяется приложением к Договору.</w:t>

--- a/tests/corpus_v2/docs/cx_loan_0005.docx
+++ b/tests/corpus_v2/docs/cx_loan_0005.docx
@@ -1212,10 +1212,32 @@
     </w:p>
     <w:p>
       <w:r>
-        <w:t xml:space="preserve">6.1. Работы выполняются на основании ранее заключённого Договора № </w:t>
-      </w:r>
-      <w:r>
-        <w:t xml:space="preserve">17595/001-сс</w:t>
+        <w:t xml:space="preserve">6.1. Стороны ранее заключили </w:t>
+      </w:r>
+      <w:r>
+        <w:t xml:space="preserve">агентский договор</w:t>
+      </w:r>
+      <w:r>
+        <w:t xml:space="preserve"> на сопоставимых условиях.</w:t>
+      </w:r>
+    </w:p>
+    <w:p>
+      <w:r>
+        <w:t xml:space="preserve">6.2. Прочие условия: </w:t>
+      </w:r>
+      <w:r>
+        <w:t xml:space="preserve">настоящий Договор вступает в силу с момента подписания</w:t>
+      </w:r>
+      <w:r>
+        <w:t xml:space="preserve">.</w:t>
+      </w:r>
+    </w:p>
+    <w:p>
+      <w:r>
+        <w:t xml:space="preserve">6.3. Работы выполняются на основании ранее заключённого Договора № </w:t>
+      </w:r>
+      <w:r>
+        <w:t xml:space="preserve">118/2024-А</w:t>
       </w:r>
       <w:r>
         <w:t xml:space="preserve"> между теми же сторонами.</w:t>
@@ -1223,29 +1245,73 @@
     </w:p>
     <w:p>
       <w:r>
-        <w:t xml:space="preserve">6.2. Первичные документы: </w:t>
-      </w:r>
-      <w:r>
-        <w:t xml:space="preserve">лицензия Л035-01298-77/00123456 Рособрнадзора</w:t>
-      </w:r>
-      <w:r>
-        <w:t xml:space="preserve">.</w:t>
-      </w:r>
-    </w:p>
-    <w:p>
-      <w:r>
-        <w:t xml:space="preserve">6.3. Запись о лицензии внесена в реестр за регистрационным номером </w:t>
-      </w:r>
-      <w:r>
-        <w:t xml:space="preserve">144625873</w:t>
-      </w:r>
-      <w:r>
-        <w:t xml:space="preserve">.</w:t>
-      </w:r>
-    </w:p>
-    <w:p>
-      <w:r>
-        <w:t xml:space="preserve">6.4. Внутренний учёт ведётся отдельно: </w:t>
+        <w:t xml:space="preserve">6.4. Первичные документы: </w:t>
+      </w:r>
+      <w:r>
+        <w:t xml:space="preserve">как указано в пункте 4.2 настоящего Договора</w:t>
+      </w:r>
+      <w:r>
+        <w:t xml:space="preserve">.</w:t>
+      </w:r>
+    </w:p>
+    <w:p>
+      <w:r>
+        <w:t xml:space="preserve">6.5. Паспорт гражданина Российской Федерации выдан </w:t>
+      </w:r>
+      <w:r>
+        <w:t xml:space="preserve">ГУ МВД России по г. Москве</w:t>
+      </w:r>
+      <w:r>
+        <w:t xml:space="preserve">, паспорт предъявлен при подписании.</w:t>
+      </w:r>
+    </w:p>
+    <w:p>
+      <w:r>
+        <w:t xml:space="preserve">6.6. Сопутствующие сведения: </w:t>
+      </w:r>
+      <w:r>
+        <w:t xml:space="preserve">заявление подано в ОВД по месту жительства заявителя</w:t>
+      </w:r>
+      <w:r>
+        <w:t xml:space="preserve">.</w:t>
+      </w:r>
+    </w:p>
+    <w:p>
+      <w:r>
+        <w:t xml:space="preserve">6.7. Запись о государственной регистрации внесена регистрирующим органом: </w:t>
+      </w:r>
+      <w:r>
+        <w:t xml:space="preserve">ИФНС России по г. Наро-Фоминску Московской области</w:t>
+      </w:r>
+      <w:r>
+        <w:t xml:space="preserve">.</w:t>
+      </w:r>
+    </w:p>
+    <w:p>
+      <w:r>
+        <w:t xml:space="preserve">6.8. Общие сведения о регистрации: </w:t>
+      </w:r>
+      <w:r>
+        <w:t xml:space="preserve">предприниматель зарегистрирован, запись внесена в ЕГРИП</w:t>
+      </w:r>
+      <w:r>
+        <w:t xml:space="preserve">.</w:t>
+      </w:r>
+    </w:p>
+    <w:p>
+      <w:r>
+        <w:t xml:space="preserve">6.9. Запись о лицензии внесена в реестр за регистрационным номером </w:t>
+      </w:r>
+      <w:r>
+        <w:t xml:space="preserve">268530417</w:t>
+      </w:r>
+      <w:r>
+        <w:t xml:space="preserve">.</w:t>
+      </w:r>
+    </w:p>
+    <w:p>
+      <w:r>
+        <w:t xml:space="preserve">6.10. Внутренний учёт ведётся отдельно: </w:t>
       </w:r>
       <w:r>
         <w:t xml:space="preserve">сведения внесены в реестр, номер записи не присвоен</w:t>
@@ -1256,32 +1322,32 @@
     </w:p>
     <w:p>
       <w:r>
-        <w:t xml:space="preserve">6.5. Полномочия представителя подтверждены доверенностью, реестровый номер </w:t>
-      </w:r>
-      <w:r>
-        <w:t xml:space="preserve">50/121-н/50-2023-4-88</w:t>
-      </w:r>
-      <w:r>
-        <w:t xml:space="preserve">.</w:t>
-      </w:r>
-    </w:p>
-    <w:p>
-      <w:r>
-        <w:t xml:space="preserve">6.6. Для сопоставления в учёте указывается: </w:t>
-      </w:r>
-      <w:r>
-        <w:t xml:space="preserve">пп. 4/5-1 и 7/2-3 Правил страхования</w:t>
-      </w:r>
-      <w:r>
-        <w:t xml:space="preserve">.</w:t>
-      </w:r>
-    </w:p>
-    <w:p>
-      <w:r>
-        <w:t xml:space="preserve">6.7. Решение принято большинством в </w:t>
-      </w:r>
-      <w:r>
-        <w:t xml:space="preserve">25,5 % голосов от общего числа</w:t>
+        <w:t xml:space="preserve">6.11. Полномочия представителя подтверждены доверенностью, реестровый номер </w:t>
+      </w:r>
+      <w:r>
+        <w:t xml:space="preserve">16/89-н/16-2024-3-215</w:t>
+      </w:r>
+      <w:r>
+        <w:t xml:space="preserve">.</w:t>
+      </w:r>
+    </w:p>
+    <w:p>
+      <w:r>
+        <w:t xml:space="preserve">6.12. Для сопоставления в учёте указывается: </w:t>
+      </w:r>
+      <w:r>
+        <w:t xml:space="preserve">ГОСТ Р 52044-2003</w:t>
+      </w:r>
+      <w:r>
+        <w:t xml:space="preserve">.</w:t>
+      </w:r>
+    </w:p>
+    <w:p>
+      <w:r>
+        <w:t xml:space="preserve">6.13. Решение принято большинством в </w:t>
+      </w:r>
+      <w:r>
+        <w:t xml:space="preserve">75 % голосов</w:t>
       </w:r>
       <w:r>
         <w:t xml:space="preserve"> от общего числа голосов членов совета директоров.</w:t>
@@ -1289,7 +1355,7 @@
     </w:p>
     <w:p>
       <w:r>
-        <w:t xml:space="preserve">6.8. Кворум определяется уставом: </w:t>
+        <w:t xml:space="preserve">6.14. Кворум определяется уставом: </w:t>
       </w:r>
       <w:r>
         <w:t xml:space="preserve">большинством в две трети голосов</w:t>
@@ -1300,10 +1366,10 @@
     </w:p>
     <w:p>
       <w:r>
-        <w:t xml:space="preserve">6.9. Финансирование предоставляется частями; первым выбирается </w:t>
-      </w:r>
-      <w:r>
-        <w:t xml:space="preserve">транш «Оборотный»</w:t>
+        <w:t xml:space="preserve">6.15. Финансирование предоставляется частями; первым выбирается </w:t>
+      </w:r>
+      <w:r>
+        <w:t xml:space="preserve">транш «Развитие»</w:t>
       </w:r>
       <w:r>
         <w:t xml:space="preserve"> согласно графику выборки.</w:t>
@@ -1311,7 +1377,7 @@
     </w:p>
     <w:p>
       <w:r>
-        <w:t xml:space="preserve">6.10. Порядок дальнейшей выборки: </w:t>
+        <w:t xml:space="preserve">6.16. Порядок дальнейшей выборки: </w:t>
       </w:r>
       <w:r>
         <w:t xml:space="preserve">программа «Со-единение» благотворительного фонда</w:t>
